--- a/docs/descargas/resumen-dos-paginas.docx
+++ b/docs/descargas/resumen-dos-paginas.docx
@@ -1462,17 +1462,20 @@
         <w:spacing w:after="140"/>
         <w:jc w:val="center"/>
       </w:pPr>
-      <w:r>
-        <w:rPr>
-          <w:rFonts w:ascii="Calibri" w:cs="Calibri" w:eastAsia="Calibri" w:hAnsi="Calibri"/>
-          <w:b/>
-          <w:bCs/>
-          <w:color w:val="595959"/>
-          <w:sz w:val="20"/>
-          <w:szCs w:val="20"/>
-        </w:rPr>
-        <w:t xml:space="preserve">Delfina Lafuente Veira</w:t>
-      </w:r>
+      <w:hyperlink w:history="1" r:id="rId_lbl05sxbytlv16lpav9p">
+        <w:r>
+          <w:rPr>
+            <w:rFonts w:ascii="Calibri" w:cs="Calibri" w:eastAsia="Calibri" w:hAnsi="Calibri"/>
+            <w:b/>
+            <w:bCs/>
+            <w:color w:val="2F5496"/>
+            <w:sz w:val="20"/>
+            <w:szCs w:val="20"/>
+            <w:u w:val="single"/>
+          </w:rPr>
+          <w:t xml:space="preserve">Delfina Lafuente Veira</w:t>
+        </w:r>
+      </w:hyperlink>
       <w:r>
         <w:rPr>
           <w:rFonts w:ascii="Calibri" w:cs="Calibri" w:eastAsia="Calibri" w:hAnsi="Calibri"/>
@@ -1495,49 +1498,75 @@
           <w:sz w:val="20"/>
           <w:szCs w:val="20"/>
         </w:rPr>
-        <w:t xml:space="preserve">de Pozuelo de Alarcón: de ella nace el proyecto y suya es la primera redacción. **Dr. José Antonio</w:t>
-      </w:r>
-    </w:p>
-    <w:p>
-      <w:pPr>
-        <w:spacing w:after="140"/>
-        <w:jc w:val="center"/>
-      </w:pPr>
-      <w:r>
-        <w:rPr>
-          <w:rFonts w:ascii="Calibri" w:cs="Calibri" w:eastAsia="Calibri" w:hAnsi="Calibri"/>
-          <w:color w:val="595959"/>
-          <w:sz w:val="20"/>
-          <w:szCs w:val="20"/>
-        </w:rPr>
-        <w:t xml:space="preserve">Ondiviela García**, profesor e investigador de la Universidad Francisco de Vitoria: la mirada del</w:t>
-      </w:r>
-    </w:p>
-    <w:p>
-      <w:pPr>
-        <w:spacing w:after="140"/>
-        <w:jc w:val="center"/>
-      </w:pPr>
-      <w:r>
-        <w:rPr>
-          <w:rFonts w:ascii="Calibri" w:cs="Calibri" w:eastAsia="Calibri" w:hAnsi="Calibri"/>
-          <w:color w:val="595959"/>
-          <w:sz w:val="20"/>
-          <w:szCs w:val="20"/>
-        </w:rPr>
-        <w:t xml:space="preserve">mercado y la idea que resuelve el problema de fondo. </w:t>
-      </w:r>
-      <w:r>
-        <w:rPr>
-          <w:rFonts w:ascii="Calibri" w:cs="Calibri" w:eastAsia="Calibri" w:hAnsi="Calibri"/>
-          <w:b/>
-          <w:bCs/>
-          <w:color w:val="595959"/>
-          <w:sz w:val="20"/>
-          <w:szCs w:val="20"/>
-        </w:rPr>
-        <w:t xml:space="preserve">Miguel Ángel Domínguez Castellano</w:t>
-      </w:r>
+        <w:t xml:space="preserve">de Pozuelo de Alarcón: de ella nace el proyecto y suya es la primera redacción. </w:t>
+      </w:r>
+      <w:hyperlink w:history="1" r:id="rIdn0itstlwoyw6gc4blkw_k">
+        <w:r>
+          <w:rPr>
+            <w:rFonts w:ascii="Calibri" w:cs="Calibri" w:eastAsia="Calibri" w:hAnsi="Calibri"/>
+            <w:b/>
+            <w:bCs/>
+            <w:color w:val="2F5496"/>
+            <w:sz w:val="20"/>
+            <w:szCs w:val="20"/>
+            <w:u w:val="single"/>
+          </w:rPr>
+          <w:t xml:space="preserve">Dr. José Antonio Ondiviela García</w:t>
+        </w:r>
+      </w:hyperlink>
+      <w:r>
+        <w:rPr>
+          <w:rFonts w:ascii="Calibri" w:cs="Calibri" w:eastAsia="Calibri" w:hAnsi="Calibri"/>
+          <w:color w:val="595959"/>
+          <w:sz w:val="20"/>
+          <w:szCs w:val="20"/>
+        </w:rPr>
+        <w:t xml:space="preserve">,</w:t>
+      </w:r>
+    </w:p>
+    <w:p>
+      <w:pPr>
+        <w:spacing w:after="140"/>
+        <w:jc w:val="center"/>
+      </w:pPr>
+      <w:r>
+        <w:rPr>
+          <w:rFonts w:ascii="Calibri" w:cs="Calibri" w:eastAsia="Calibri" w:hAnsi="Calibri"/>
+          <w:color w:val="595959"/>
+          <w:sz w:val="20"/>
+          <w:szCs w:val="20"/>
+        </w:rPr>
+        <w:t xml:space="preserve">profesor e investigador de la Universidad Francisco de Vitoria: la mirada del mercado y la idea que</w:t>
+      </w:r>
+    </w:p>
+    <w:p>
+      <w:pPr>
+        <w:spacing w:after="140"/>
+        <w:jc w:val="center"/>
+      </w:pPr>
+      <w:r>
+        <w:rPr>
+          <w:rFonts w:ascii="Calibri" w:cs="Calibri" w:eastAsia="Calibri" w:hAnsi="Calibri"/>
+          <w:color w:val="595959"/>
+          <w:sz w:val="20"/>
+          <w:szCs w:val="20"/>
+        </w:rPr>
+        <w:t xml:space="preserve">resuelve el problema de fondo. </w:t>
+      </w:r>
+      <w:hyperlink w:history="1" r:id="rId3_bw0xixvlk8b9cu6g9ob">
+        <w:r>
+          <w:rPr>
+            <w:rFonts w:ascii="Calibri" w:cs="Calibri" w:eastAsia="Calibri" w:hAnsi="Calibri"/>
+            <w:b/>
+            <w:bCs/>
+            <w:color w:val="2F5496"/>
+            <w:sz w:val="20"/>
+            <w:szCs w:val="20"/>
+            <w:u w:val="single"/>
+          </w:rPr>
+          <w:t xml:space="preserve">Miguel Ángel Domínguez Castellano</w:t>
+        </w:r>
+      </w:hyperlink>
       <w:r>
         <w:rPr>
           <w:rFonts w:ascii="Calibri" w:cs="Calibri" w:eastAsia="Calibri" w:hAnsi="Calibri"/>

--- a/docs/descargas/resumen-dos-paginas.docx
+++ b/docs/descargas/resumen-dos-paginas.docx
@@ -1454,6 +1454,124 @@
           <w:sz w:val="28"/>
           <w:szCs w:val="28"/>
         </w:rPr>
+        <w:t xml:space="preserve">Un aviso, antes de citarlo</w:t>
+      </w:r>
+    </w:p>
+    <w:p>
+      <w:pPr>
+        <w:spacing w:after="140"/>
+        <w:jc w:val="center"/>
+      </w:pPr>
+      <w:r>
+        <w:rPr>
+          <w:rFonts w:ascii="Calibri" w:cs="Calibri" w:eastAsia="Calibri" w:hAnsi="Calibri"/>
+          <w:b/>
+          <w:bCs/>
+          <w:color w:val="595959"/>
+          <w:sz w:val="20"/>
+          <w:szCs w:val="20"/>
+        </w:rPr>
+        <w:t xml:space="preserve">Este no es un documento oficial del Ayuntamiento de Pozuelo de Alarcón</w:t>
+      </w:r>
+      <w:r>
+        <w:rPr>
+          <w:rFonts w:ascii="Calibri" w:cs="Calibri" w:eastAsia="Calibri" w:hAnsi="Calibri"/>
+          <w:color w:val="595959"/>
+          <w:sz w:val="20"/>
+          <w:szCs w:val="20"/>
+        </w:rPr>
+        <w:t xml:space="preserve">: no ha sido aprobado por</w:t>
+      </w:r>
+    </w:p>
+    <w:p>
+      <w:pPr>
+        <w:spacing w:after="140"/>
+        <w:jc w:val="center"/>
+      </w:pPr>
+      <w:r>
+        <w:rPr>
+          <w:rFonts w:ascii="Calibri" w:cs="Calibri" w:eastAsia="Calibri" w:hAnsi="Calibri"/>
+          <w:color w:val="595959"/>
+          <w:sz w:val="20"/>
+          <w:szCs w:val="20"/>
+        </w:rPr>
+        <w:t xml:space="preserve">ningún órgano municipal ni expresa la posición de la Corporación. Es un trabajo profesional de las tres</w:t>
+      </w:r>
+    </w:p>
+    <w:p>
+      <w:pPr>
+        <w:spacing w:after="140"/>
+        <w:jc w:val="center"/>
+      </w:pPr>
+      <w:r>
+        <w:rPr>
+          <w:rFonts w:ascii="Calibri" w:cs="Calibri" w:eastAsia="Calibri" w:hAnsi="Calibri"/>
+          <w:color w:val="595959"/>
+          <w:sz w:val="20"/>
+          <w:szCs w:val="20"/>
+        </w:rPr>
+        <w:t xml:space="preserve">personas que lo firman, una de las cuales ejerce un cargo público en ese Ayuntamiento. Y el propio</w:t>
+      </w:r>
+    </w:p>
+    <w:p>
+      <w:pPr>
+        <w:spacing w:after="140"/>
+        <w:jc w:val="center"/>
+      </w:pPr>
+      <w:r>
+        <w:rPr>
+          <w:rFonts w:ascii="Calibri" w:cs="Calibri" w:eastAsia="Calibri" w:hAnsi="Calibri"/>
+          <w:color w:val="595959"/>
+          <w:sz w:val="20"/>
+          <w:szCs w:val="20"/>
+        </w:rPr>
+        <w:t xml:space="preserve">documento enumera las condiciones que aún no se cumplen —entre ellas, que las declaraciones de</w:t>
+      </w:r>
+    </w:p>
+    <w:p>
+      <w:pPr>
+        <w:spacing w:after="140"/>
+        <w:jc w:val="center"/>
+      </w:pPr>
+      <w:r>
+        <w:rPr>
+          <w:rFonts w:ascii="Calibri" w:cs="Calibri" w:eastAsia="Calibri" w:hAnsi="Calibri"/>
+          <w:color w:val="595959"/>
+          <w:sz w:val="20"/>
+          <w:szCs w:val="20"/>
+        </w:rPr>
+        <w:t xml:space="preserve">conflicto de interés no están firmadas—: mientras no se cumplan, es una propuesta técnica publicada</w:t>
+      </w:r>
+    </w:p>
+    <w:p>
+      <w:pPr>
+        <w:spacing w:after="140"/>
+        <w:jc w:val="center"/>
+      </w:pPr>
+      <w:r>
+        <w:rPr>
+          <w:rFonts w:ascii="Calibri" w:cs="Calibri" w:eastAsia="Calibri" w:hAnsi="Calibri"/>
+          <w:color w:val="595959"/>
+          <w:sz w:val="20"/>
+          <w:szCs w:val="20"/>
+        </w:rPr>
+        <w:t xml:space="preserve">para el debate, no un instrumento listo para meter en un expediente.</w:t>
+      </w:r>
+    </w:p>
+    <w:p>
+      <w:pPr>
+        <w:spacing w:after="900"/>
+        <w:jc w:val="center"/>
+      </w:pPr>
+      <w:r>
+        <w:rPr>
+          <w:rFonts w:ascii="Georgia" w:cs="Georgia" w:eastAsia="Georgia" w:hAnsi="Georgia"/>
+          <w:i/>
+          <w:iCs/>
+          <w:color w:val="595959"/>
+          <w:sz w:val="28"/>
+          <w:szCs w:val="28"/>
+        </w:rPr>
         <w:t xml:space="preserve">Quién lo ha hecho</w:t>
       </w:r>
     </w:p>
@@ -1462,7 +1580,7 @@
         <w:spacing w:after="140"/>
         <w:jc w:val="center"/>
       </w:pPr>
-      <w:hyperlink w:history="1" r:id="rId_lbl05sxbytlv16lpav9p">
+      <w:hyperlink w:history="1" r:id="rId363qwlxbudaka8qefnsqf">
         <w:r>
           <w:rPr>
             <w:rFonts w:ascii="Calibri" w:cs="Calibri" w:eastAsia="Calibri" w:hAnsi="Calibri"/>
@@ -1500,7 +1618,7 @@
         </w:rPr>
         <w:t xml:space="preserve">de Pozuelo de Alarcón: de ella nace el proyecto y suya es la primera redacción. </w:t>
       </w:r>
-      <w:hyperlink w:history="1" r:id="rIdn0itstlwoyw6gc4blkw_k">
+      <w:hyperlink w:history="1" r:id="rIdhlonkl51qxc_riudvazyg">
         <w:r>
           <w:rPr>
             <w:rFonts w:ascii="Calibri" w:cs="Calibri" w:eastAsia="Calibri" w:hAnsi="Calibri"/>
@@ -1553,7 +1671,7 @@
         </w:rPr>
         <w:t xml:space="preserve">resuelve el problema de fondo. </w:t>
       </w:r>
-      <w:hyperlink w:history="1" r:id="rId3_bw0xixvlk8b9cu6g9ob">
+      <w:hyperlink w:history="1" r:id="rIdwlonyjxnkwvt74mvcrmo5">
         <w:r>
           <w:rPr>
             <w:rFonts w:ascii="Calibri" w:cs="Calibri" w:eastAsia="Calibri" w:hAnsi="Calibri"/>

--- a/docs/descargas/resumen-dos-paginas.docx
+++ b/docs/descargas/resumen-dos-paginas.docx
@@ -1580,7 +1580,7 @@
         <w:spacing w:after="140"/>
         <w:jc w:val="center"/>
       </w:pPr>
-      <w:hyperlink w:history="1" r:id="rId363qwlxbudaka8qefnsqf">
+      <w:hyperlink w:history="1" r:id="rIdxhfdop3ylzbokihweys4d">
         <w:r>
           <w:rPr>
             <w:rFonts w:ascii="Calibri" w:cs="Calibri" w:eastAsia="Calibri" w:hAnsi="Calibri"/>
@@ -1618,7 +1618,7 @@
         </w:rPr>
         <w:t xml:space="preserve">de Pozuelo de Alarcón: de ella nace el proyecto y suya es la primera redacción. </w:t>
       </w:r>
-      <w:hyperlink w:history="1" r:id="rIdhlonkl51qxc_riudvazyg">
+      <w:hyperlink w:history="1" r:id="rId5ck9cnsdam2ryiikmwtjl">
         <w:r>
           <w:rPr>
             <w:rFonts w:ascii="Calibri" w:cs="Calibri" w:eastAsia="Calibri" w:hAnsi="Calibri"/>
@@ -1671,7 +1671,7 @@
         </w:rPr>
         <w:t xml:space="preserve">resuelve el problema de fondo. </w:t>
       </w:r>
-      <w:hyperlink w:history="1" r:id="rIdwlonyjxnkwvt74mvcrmo5">
+      <w:hyperlink w:history="1" r:id="rIdupginmzdktax-pqltaa2v">
         <w:r>
           <w:rPr>
             <w:rFonts w:ascii="Calibri" w:cs="Calibri" w:eastAsia="Calibri" w:hAnsi="Calibri"/>

--- a/docs/descargas/resumen-dos-paginas.docx
+++ b/docs/descargas/resumen-dos-paginas.docx
@@ -1580,7 +1580,7 @@
         <w:spacing w:after="140"/>
         <w:jc w:val="center"/>
       </w:pPr>
-      <w:hyperlink w:history="1" r:id="rIdxhfdop3ylzbokihweys4d">
+      <w:hyperlink w:history="1" r:id="rIdpgjievp9tk0znluahcvay">
         <w:r>
           <w:rPr>
             <w:rFonts w:ascii="Calibri" w:cs="Calibri" w:eastAsia="Calibri" w:hAnsi="Calibri"/>
@@ -1618,7 +1618,7 @@
         </w:rPr>
         <w:t xml:space="preserve">de Pozuelo de Alarcón: de ella nace el proyecto y suya es la primera redacción. </w:t>
       </w:r>
-      <w:hyperlink w:history="1" r:id="rId5ck9cnsdam2ryiikmwtjl">
+      <w:hyperlink w:history="1" r:id="rIdzngx2ch_3bfsme3nz6tus">
         <w:r>
           <w:rPr>
             <w:rFonts w:ascii="Calibri" w:cs="Calibri" w:eastAsia="Calibri" w:hAnsi="Calibri"/>
@@ -1671,7 +1671,7 @@
         </w:rPr>
         <w:t xml:space="preserve">resuelve el problema de fondo. </w:t>
       </w:r>
-      <w:hyperlink w:history="1" r:id="rIdupginmzdktax-pqltaa2v">
+      <w:hyperlink w:history="1" r:id="rIdms2p3hcd8xcoi0b_bsier">
         <w:r>
           <w:rPr>
             <w:rFonts w:ascii="Calibri" w:cs="Calibri" w:eastAsia="Calibri" w:hAnsi="Calibri"/>

--- a/docs/descargas/resumen-dos-paginas.docx
+++ b/docs/descargas/resumen-dos-paginas.docx
@@ -12,8 +12,8 @@
           <w:b/>
           <w:bCs/>
           <w:color w:val="1F3864"/>
-          <w:sz w:val="34"/>
-          <w:szCs w:val="34"/>
+          <w:sz w:val="32"/>
+          <w:szCs w:val="32"/>
         </w:rPr>
         <w:t xml:space="preserve">Un contrato público de tecnología dura años. La tecnología que compra, no.</w:t>
       </w:r>
@@ -31,8 +31,8 @@
           <w:b/>
           <w:bCs/>
           <w:color w:val="5D6573"/>
-          <w:sz w:val="21"/>
-          <w:szCs w:val="21"/>
+          <w:sz w:val="19"/>
+          <w:szCs w:val="19"/>
         </w:rPr>
         <w:t xml:space="preserve">Cláusulas de IA y deep tech para pliegos de contratación pública · resumen en dos páginas</w:t>
       </w:r>
@@ -82,8 +82,8 @@
                 <w:b/>
                 <w:bCs/>
                 <w:color w:val="1F3864"/>
-                <w:sz w:val="26"/>
-                <w:szCs w:val="26"/>
+                <w:sz w:val="24"/>
+                <w:szCs w:val="24"/>
               </w:rPr>
               <w:t xml:space="preserve">El problema</w:t>
             </w:r>
@@ -97,8 +97,8 @@
               <w:rPr>
                 <w:rFonts w:ascii="Calibri" w:cs="Calibri" w:eastAsia="Calibri" w:hAnsi="Calibri"/>
                 <w:color w:val="22201D"/>
-                <w:sz w:val="20"/>
-                <w:szCs w:val="20"/>
+                <w:sz w:val="18"/>
+                <w:szCs w:val="18"/>
               </w:rPr>
               <w:t xml:space="preserve">Un ayuntamiento contrata un sistema de gestión —tributos, padrón, contabilidad, atención al ciudadano— por cuatro o cinco años, con prórrogas. El día de la firma la herramienta está al día. Dos años después han aparecido capacidades que entonces no existían y que nadie podía nombrar al redactar el pliego. El contrato no dice nada sobre ellas, porque no podía decirlo.</w:t>
             </w:r>
@@ -112,8 +112,8 @@
               <w:rPr>
                 <w:rFonts w:ascii="Calibri" w:cs="Calibri" w:eastAsia="Calibri" w:hAnsi="Calibri"/>
                 <w:color w:val="22201D"/>
-                <w:sz w:val="20"/>
-                <w:szCs w:val="20"/>
+                <w:sz w:val="18"/>
+                <w:szCs w:val="18"/>
               </w:rPr>
               <w:t xml:space="preserve">Entonces sólo hay tres salidas, y las tres cuestan dinero público:</w:t>
             </w:r>
@@ -133,8 +133,8 @@
                 <w:b/>
                 <w:bCs/>
                 <w:color w:val="22201D"/>
-                <w:sz w:val="20"/>
-                <w:szCs w:val="20"/>
+                <w:sz w:val="18"/>
+                <w:szCs w:val="18"/>
               </w:rPr>
               <w:t xml:space="preserve">Se paga dos veces.</w:t>
             </w:r>
@@ -142,8 +142,8 @@
               <w:rPr>
                 <w:rFonts w:ascii="Calibri" w:cs="Calibri" w:eastAsia="Calibri" w:hAnsi="Calibri"/>
                 <w:color w:val="22201D"/>
-                <w:sz w:val="20"/>
-                <w:szCs w:val="20"/>
+                <w:sz w:val="18"/>
+                <w:szCs w:val="18"/>
               </w:rPr>
               <w:t xml:space="preserve"> Un contrato nuevo para «modernizar» lo que ya se compró.</w:t>
             </w:r>
@@ -163,8 +163,8 @@
                 <w:b/>
                 <w:bCs/>
                 <w:color w:val="22201D"/>
-                <w:sz w:val="20"/>
-                <w:szCs w:val="20"/>
+                <w:sz w:val="18"/>
+                <w:szCs w:val="18"/>
               </w:rPr>
               <w:t xml:space="preserve">Se aguanta.</w:t>
             </w:r>
@@ -172,8 +172,8 @@
               <w:rPr>
                 <w:rFonts w:ascii="Calibri" w:cs="Calibri" w:eastAsia="Calibri" w:hAnsi="Calibri"/>
                 <w:color w:val="22201D"/>
-                <w:sz w:val="20"/>
-                <w:szCs w:val="20"/>
+                <w:sz w:val="18"/>
+                <w:szCs w:val="18"/>
               </w:rPr>
               <w:t xml:space="preserve"> Años de servicio público prestado con herramientas de otra época.</w:t>
             </w:r>
@@ -193,8 +193,8 @@
                 <w:b/>
                 <w:bCs/>
                 <w:color w:val="22201D"/>
-                <w:sz w:val="20"/>
-                <w:szCs w:val="20"/>
+                <w:sz w:val="18"/>
+                <w:szCs w:val="18"/>
               </w:rPr>
               <w:t xml:space="preserve">Se queda cautivo.</w:t>
             </w:r>
@@ -202,8 +202,8 @@
               <w:rPr>
                 <w:rFonts w:ascii="Calibri" w:cs="Calibri" w:eastAsia="Calibri" w:hAnsi="Calibri"/>
                 <w:color w:val="22201D"/>
-                <w:sz w:val="20"/>
-                <w:szCs w:val="20"/>
+                <w:sz w:val="18"/>
+                <w:szCs w:val="18"/>
               </w:rPr>
               <w:t xml:space="preserve"> Cambiar de proveedor obligaría a dejar atrás los datos y los desarrollos propios, y sale tan caro que no se cambia. La licitación siguiente está decidida antes de publicarse.</w:t>
             </w:r>
@@ -217,8 +217,8 @@
               <w:rPr>
                 <w:rFonts w:ascii="Calibri" w:cs="Calibri" w:eastAsia="Calibri" w:hAnsi="Calibri"/>
                 <w:color w:val="22201D"/>
-                <w:sz w:val="20"/>
-                <w:szCs w:val="20"/>
+                <w:sz w:val="18"/>
+                <w:szCs w:val="18"/>
               </w:rPr>
               <w:t xml:space="preserve">Nadie ha hecho nada mal por el camino. Es un defecto de diseño del contrato.</w:t>
             </w:r>
@@ -234,8 +234,8 @@
                 <w:b/>
                 <w:bCs/>
                 <w:color w:val="1F3864"/>
-                <w:sz w:val="26"/>
-                <w:szCs w:val="26"/>
+                <w:sz w:val="24"/>
+                <w:szCs w:val="24"/>
               </w:rPr>
               <w:t xml:space="preserve">Por qué no basta con pedir «que se mantenga actualizado»</w:t>
             </w:r>
@@ -249,8 +249,8 @@
               <w:rPr>
                 <w:rFonts w:ascii="Calibri" w:cs="Calibri" w:eastAsia="Calibri" w:hAnsi="Calibri"/>
                 <w:color w:val="22201D"/>
-                <w:sz w:val="20"/>
-                <w:szCs w:val="20"/>
+                <w:sz w:val="18"/>
+                <w:szCs w:val="18"/>
               </w:rPr>
               <w:t xml:space="preserve">Es lo primero que uno escribiría, y no funciona. </w:t>
             </w:r>
@@ -260,8 +260,8 @@
                 <w:b/>
                 <w:bCs/>
                 <w:color w:val="22201D"/>
-                <w:sz w:val="20"/>
-                <w:szCs w:val="20"/>
+                <w:sz w:val="18"/>
+                <w:szCs w:val="18"/>
               </w:rPr>
               <w:t xml:space="preserve">La empresa no puede ponerle precio</w:t>
             </w:r>
@@ -269,8 +269,8 @@
               <w:rPr>
                 <w:rFonts w:ascii="Calibri" w:cs="Calibri" w:eastAsia="Calibri" w:hAnsi="Calibri"/>
                 <w:color w:val="22201D"/>
-                <w:sz w:val="20"/>
-                <w:szCs w:val="20"/>
+                <w:sz w:val="18"/>
+                <w:szCs w:val="18"/>
               </w:rPr>
               <w:t xml:space="preserve">, porque se le pide algo cuyo contenido nadie conoce todavía: o infla la oferta por si acaso, o la ignora y ya discutirá durante la ejecución. </w:t>
             </w:r>
@@ -280,8 +280,8 @@
                 <w:b/>
                 <w:bCs/>
                 <w:color w:val="22201D"/>
-                <w:sz w:val="20"/>
-                <w:szCs w:val="20"/>
+                <w:sz w:val="18"/>
+                <w:szCs w:val="18"/>
               </w:rPr>
               <w:t xml:space="preserve">La administración no puede exigirlo</w:t>
             </w:r>
@@ -289,8 +289,8 @@
               <w:rPr>
                 <w:rFonts w:ascii="Calibri" w:cs="Calibri" w:eastAsia="Calibri" w:hAnsi="Calibri"/>
                 <w:color w:val="22201D"/>
-                <w:sz w:val="20"/>
-                <w:szCs w:val="20"/>
+                <w:sz w:val="18"/>
+                <w:szCs w:val="18"/>
               </w:rPr>
               <w:t xml:space="preserve">, porque demostrar que una tecnología concreta «era necesaria» es una apreciación técnica que no se sostiene frente a un contratista bien asesorado. </w:t>
             </w:r>
@@ -300,8 +300,8 @@
                 <w:b/>
                 <w:bCs/>
                 <w:color w:val="22201D"/>
-                <w:sz w:val="20"/>
-                <w:szCs w:val="20"/>
+                <w:sz w:val="18"/>
+                <w:szCs w:val="18"/>
               </w:rPr>
               <w:t xml:space="preserve">Y un tribunal la anula</w:t>
             </w:r>
@@ -309,8 +309,8 @@
               <w:rPr>
                 <w:rFonts w:ascii="Calibri" w:cs="Calibri" w:eastAsia="Calibri" w:hAnsi="Calibri"/>
                 <w:color w:val="22201D"/>
-                <w:sz w:val="20"/>
-                <w:szCs w:val="20"/>
+                <w:sz w:val="18"/>
+                <w:szCs w:val="18"/>
               </w:rPr>
               <w:t xml:space="preserve">: una obligación genérica no puede ser ni siquiera una obligación contractual, y menos aún una cuyo incumplimiento permita resolver el contrato.</w:t>
             </w:r>
@@ -326,8 +326,8 @@
                 <w:b/>
                 <w:bCs/>
                 <w:color w:val="1F3864"/>
-                <w:sz w:val="26"/>
-                <w:szCs w:val="26"/>
+                <w:sz w:val="24"/>
+                <w:szCs w:val="24"/>
               </w:rPr>
               <w:t xml:space="preserve">La solución</w:t>
             </w:r>
@@ -341,8 +341,8 @@
               <w:rPr>
                 <w:rFonts w:ascii="Calibri" w:cs="Calibri" w:eastAsia="Calibri" w:hAnsi="Calibri"/>
                 <w:color w:val="22201D"/>
-                <w:sz w:val="20"/>
-                <w:szCs w:val="20"/>
+                <w:sz w:val="18"/>
+                <w:szCs w:val="18"/>
               </w:rPr>
               <w:t xml:space="preserve">En lugar de comprar una evolución futura indefinida, </w:t>
             </w:r>
@@ -352,8 +352,8 @@
                 <w:b/>
                 <w:bCs/>
                 <w:color w:val="22201D"/>
-                <w:sz w:val="20"/>
-                <w:szCs w:val="20"/>
+                <w:sz w:val="18"/>
+                <w:szCs w:val="18"/>
               </w:rPr>
               <w:t xml:space="preserve">se compran capacidades concretas, con plazo y con criterios de aceptación verificables</w:t>
             </w:r>
@@ -361,8 +361,8 @@
               <w:rPr>
                 <w:rFonts w:ascii="Calibri" w:cs="Calibri" w:eastAsia="Calibri" w:hAnsi="Calibri"/>
                 <w:color w:val="22201D"/>
-                <w:sz w:val="20"/>
-                <w:szCs w:val="20"/>
+                <w:sz w:val="18"/>
+                <w:szCs w:val="18"/>
               </w:rPr>
               <w:t xml:space="preserve">, fijadas en el momento de licitar y revisadas cada año para las licitaciones siguientes.</w:t>
             </w:r>
@@ -376,8 +376,8 @@
               <w:rPr>
                 <w:rFonts w:ascii="Calibri" w:cs="Calibri" w:eastAsia="Calibri" w:hAnsi="Calibri"/>
                 <w:color w:val="22201D"/>
-                <w:sz w:val="20"/>
-                <w:szCs w:val="20"/>
+                <w:sz w:val="18"/>
+                <w:szCs w:val="18"/>
               </w:rPr>
               <w:t xml:space="preserve">La empresa sabe exactamente qué está ofertando y puede presupuestarlo. La administración sabe exactamente qué puede exigir y cuándo. El tribunal no tiene nada indeterminado que anular. Y el cumplimiento se comprueba con un acta, no con una discusión.</w:t>
             </w:r>
@@ -410,8 +410,8 @@
                 <w:b/>
                 <w:bCs/>
                 <w:color w:val="1F3864"/>
-                <w:sz w:val="26"/>
-                <w:szCs w:val="26"/>
+                <w:sz w:val="24"/>
+                <w:szCs w:val="24"/>
               </w:rPr>
               <w:t xml:space="preserve">La otra mitad: de quién son los datos</w:t>
             </w:r>
@@ -425,8 +425,8 @@
               <w:rPr>
                 <w:rFonts w:ascii="Calibri" w:cs="Calibri" w:eastAsia="Calibri" w:hAnsi="Calibri"/>
                 <w:color w:val="22201D"/>
-                <w:sz w:val="20"/>
-                <w:szCs w:val="20"/>
+                <w:sz w:val="18"/>
+                <w:szCs w:val="18"/>
               </w:rPr>
               <w:t xml:space="preserve">Un pliego puede restringir la competencia de dos maneras. La conocida es escribirlo a medida de un proveedor. La otra es más silenciosa: dejar que quien ya está dentro se quede dentro para siempre.</w:t>
             </w:r>
@@ -440,8 +440,8 @@
               <w:rPr>
                 <w:rFonts w:ascii="Calibri" w:cs="Calibri" w:eastAsia="Calibri" w:hAnsi="Calibri"/>
                 <w:color w:val="22201D"/>
-                <w:sz w:val="20"/>
-                <w:szCs w:val="20"/>
+                <w:sz w:val="18"/>
+                <w:szCs w:val="18"/>
               </w:rPr>
               <w:t xml:space="preserve">Por eso una parte central del clausulado no habla de inteligencia artificial, sino de </w:t>
             </w:r>
@@ -451,8 +451,8 @@
                 <w:b/>
                 <w:bCs/>
                 <w:color w:val="22201D"/>
-                <w:sz w:val="20"/>
-                <w:szCs w:val="20"/>
+                <w:sz w:val="18"/>
+                <w:szCs w:val="18"/>
               </w:rPr>
               <w:t xml:space="preserve">propiedad, reversibilidad y salida ordenada</w:t>
             </w:r>
@@ -460,8 +460,8 @@
               <w:rPr>
                 <w:rFonts w:ascii="Calibri" w:cs="Calibri" w:eastAsia="Calibri" w:hAnsi="Calibri"/>
                 <w:color w:val="22201D"/>
-                <w:sz w:val="20"/>
-                <w:szCs w:val="20"/>
+                <w:sz w:val="18"/>
+                <w:szCs w:val="18"/>
               </w:rPr>
               <w:t xml:space="preserve">: de quién son los datos, de quién son los algoritmos hechos a medida, qué se entrega al terminar el contrato, en qué formato, en qué plazo y quién comprueba que funciona. Y por eso renuncia expresamente a puntuar el hecho de tener ya una tecnología a fecha de licitación: eso premia al proveedor que ya está dentro, y la propia ley lo declara anulable.</w:t>
             </w:r>
@@ -477,8 +477,8 @@
                 <w:b/>
                 <w:bCs/>
                 <w:color w:val="1F3864"/>
-                <w:sz w:val="26"/>
-                <w:szCs w:val="26"/>
+                <w:sz w:val="24"/>
+                <w:szCs w:val="24"/>
               </w:rPr>
               <w:t xml:space="preserve">Qué es esto, y qué no es</w:t>
             </w:r>
@@ -494,8 +494,8 @@
                 <w:b/>
                 <w:bCs/>
                 <w:color w:val="22201D"/>
-                <w:sz w:val="20"/>
-                <w:szCs w:val="20"/>
+                <w:sz w:val="18"/>
+                <w:szCs w:val="18"/>
               </w:rPr>
               <w:t xml:space="preserve">Es un catálogo</w:t>
             </w:r>
@@ -503,8 +503,8 @@
               <w:rPr>
                 <w:rFonts w:ascii="Calibri" w:cs="Calibri" w:eastAsia="Calibri" w:hAnsi="Calibri"/>
                 <w:color w:val="22201D"/>
-                <w:sz w:val="20"/>
-                <w:szCs w:val="20"/>
+                <w:sz w:val="18"/>
+                <w:szCs w:val="18"/>
               </w:rPr>
               <w:t xml:space="preserve"> de cláusulas ya redactadas, cada una con su justificación, su medio de prueba, su forma de verificación y su consecuencia; con la memoria justificativa, el circuito completo del expediente, un caso piloto resuelto entero y los modelos que hacen falta.</w:t>
             </w:r>
@@ -520,8 +520,8 @@
                 <w:b/>
                 <w:bCs/>
                 <w:color w:val="22201D"/>
-                <w:sz w:val="20"/>
-                <w:szCs w:val="20"/>
+                <w:sz w:val="18"/>
+                <w:szCs w:val="18"/>
               </w:rPr>
               <w:t xml:space="preserve">No es una norma</w:t>
             </w:r>
@@ -529,8 +529,8 @@
               <w:rPr>
                 <w:rFonts w:ascii="Calibri" w:cs="Calibri" w:eastAsia="Calibri" w:hAnsi="Calibri"/>
                 <w:color w:val="22201D"/>
-                <w:sz w:val="20"/>
-                <w:szCs w:val="20"/>
+                <w:sz w:val="18"/>
+                <w:szCs w:val="18"/>
               </w:rPr>
               <w:t xml:space="preserve">: no obliga a nadie por sí mismo. </w:t>
             </w:r>
@@ -540,8 +540,8 @@
                 <w:b/>
                 <w:bCs/>
                 <w:color w:val="22201D"/>
-                <w:sz w:val="20"/>
-                <w:szCs w:val="20"/>
+                <w:sz w:val="18"/>
+                <w:szCs w:val="18"/>
               </w:rPr>
               <w:t xml:space="preserve">No es de aplicación automática</w:t>
             </w:r>
@@ -549,8 +549,8 @@
               <w:rPr>
                 <w:rFonts w:ascii="Calibri" w:cs="Calibri" w:eastAsia="Calibri" w:hAnsi="Calibri"/>
                 <w:color w:val="22201D"/>
-                <w:sz w:val="20"/>
-                <w:szCs w:val="20"/>
+                <w:sz w:val="18"/>
+                <w:szCs w:val="18"/>
               </w:rPr>
               <w:t xml:space="preserve">: ninguna cláusula entra en un pliego por el hecho de existir aquí. </w:t>
             </w:r>
@@ -560,8 +560,8 @@
                 <w:b/>
                 <w:bCs/>
                 <w:color w:val="22201D"/>
-                <w:sz w:val="20"/>
-                <w:szCs w:val="20"/>
+                <w:sz w:val="18"/>
+                <w:szCs w:val="18"/>
               </w:rPr>
               <w:t xml:space="preserve">No es un «copia y pega»</w:t>
             </w:r>
@@ -569,8 +569,8 @@
               <w:rPr>
                 <w:rFonts w:ascii="Calibri" w:cs="Calibri" w:eastAsia="Calibri" w:hAnsi="Calibri"/>
                 <w:color w:val="22201D"/>
-                <w:sz w:val="20"/>
-                <w:szCs w:val="20"/>
+                <w:sz w:val="18"/>
+                <w:szCs w:val="18"/>
               </w:rPr>
               <w:t xml:space="preserve">: una cláusula incorporada sin necesidad acreditada en la memoria del expediente no protege a la administración, le añade un motivo de recurso.</w:t>
             </w:r>
@@ -586,8 +586,8 @@
                 <w:b/>
                 <w:bCs/>
                 <w:color w:val="1F3864"/>
-                <w:sz w:val="26"/>
-                <w:szCs w:val="26"/>
+                <w:sz w:val="24"/>
+                <w:szCs w:val="24"/>
               </w:rPr>
               <w:t xml:space="preserve">Qué se promete, y qué no</w:t>
             </w:r>
@@ -603,8 +603,8 @@
                 <w:b/>
                 <w:bCs/>
                 <w:color w:val="22201D"/>
-                <w:sz w:val="20"/>
-                <w:szCs w:val="20"/>
+                <w:sz w:val="18"/>
+                <w:szCs w:val="18"/>
               </w:rPr>
               <w:t xml:space="preserve">No se promete que ningún tribunal pueda anular nada.</w:t>
             </w:r>
@@ -612,8 +612,8 @@
               <w:rPr>
                 <w:rFonts w:ascii="Calibri" w:cs="Calibri" w:eastAsia="Calibri" w:hAnsi="Calibri"/>
                 <w:color w:val="22201D"/>
-                <w:sz w:val="20"/>
-                <w:szCs w:val="20"/>
+                <w:sz w:val="18"/>
+                <w:szCs w:val="18"/>
               </w:rPr>
               <w:t xml:space="preserve"> No es prometible: todavía no existe doctrina sobre cláusulas de inteligencia artificial en contratación pública, y el primer recurso creará el precedente.</w:t>
             </w:r>
@@ -627,8 +627,8 @@
               <w:rPr>
                 <w:rFonts w:ascii="Calibri" w:cs="Calibri" w:eastAsia="Calibri" w:hAnsi="Calibri"/>
                 <w:color w:val="22201D"/>
-                <w:sz w:val="20"/>
-                <w:szCs w:val="20"/>
+                <w:sz w:val="18"/>
+                <w:szCs w:val="18"/>
               </w:rPr>
               <w:t xml:space="preserve">Lo que sí está diseñado, y puede comprobarse cláusula por cláusula: cada exigencia tiene una necesidad identificada y la norma o el acuerdo que la impone; un instrumento correcto —prescripción técnica, solvencia, criterio de adjudicación o condición especial de ejecución— y sólo uno, para que nada se compute dos veces; un medio de acreditación y una forma de verificación, con actor municipal designado y carga estimada; una consecuencia tasada si se incumple; y una regla de separabilidad, para que la caída de una pieza no arrastre el pliego entero.</w:t>
             </w:r>
@@ -642,8 +642,8 @@
               <w:rPr>
                 <w:rFonts w:ascii="Calibri" w:cs="Calibri" w:eastAsia="Calibri" w:hAnsi="Calibri"/>
                 <w:color w:val="22201D"/>
-                <w:sz w:val="20"/>
-                <w:szCs w:val="20"/>
+                <w:sz w:val="18"/>
+                <w:szCs w:val="18"/>
               </w:rPr>
               <w:t xml:space="preserve">Las referencias normativas y de doctrina están verificadas en su fuente primaria, a fecha de corte del 1 de septiembre de 2026. Lo que no ha podido verificarse se dice expresamente.</w:t>
             </w:r>
@@ -701,8 +701,8 @@
                 <w:b/>
                 <w:bCs/>
                 <w:color w:val="1F3864"/>
-                <w:sz w:val="26"/>
-                <w:szCs w:val="26"/>
+                <w:sz w:val="24"/>
+                <w:szCs w:val="24"/>
               </w:rPr>
               <w:t xml:space="preserve">De dónde sale</w:t>
             </w:r>
@@ -716,30 +716,30 @@
               <w:rPr>
                 <w:rFonts w:ascii="Calibri" w:cs="Calibri" w:eastAsia="Calibri" w:hAnsi="Calibri"/>
                 <w:color w:val="22201D"/>
-                <w:sz w:val="20"/>
-                <w:szCs w:val="20"/>
-              </w:rPr>
-              <w:t xml:space="preserve">Del </w:t>
-            </w:r>
-            <w:r>
-              <w:rPr>
-                <w:rFonts w:ascii="Calibri" w:cs="Calibri" w:eastAsia="Calibri" w:hAnsi="Calibri"/>
-                <w:b/>
-                <w:bCs/>
-                <w:color w:val="22201D"/>
-                <w:sz w:val="20"/>
-                <w:szCs w:val="20"/>
-              </w:rPr>
-              <w:t xml:space="preserve">Ayuntamiento de Pozuelo de Alarcón</w:t>
-            </w:r>
-            <w:r>
-              <w:rPr>
-                <w:rFonts w:ascii="Calibri" w:cs="Calibri" w:eastAsia="Calibri" w:hAnsi="Calibri"/>
-                <w:color w:val="22201D"/>
-                <w:sz w:val="20"/>
-                <w:szCs w:val="20"/>
-              </w:rPr>
-              <w:t xml:space="preserve">, y de las objeciones de su propia área de contratación: que unas cláusulas que no nacen de una necesidad demandada por nadie son artificiosas al contrato, que el nivel de abstracción era demasiado alto para quien redacta pliegos, y que había que probarlo en un contrato real antes de generalizarlo. Las tres están respondidas dentro del documento.</w:t>
+                <w:sz w:val="18"/>
+                <w:szCs w:val="18"/>
+              </w:rPr>
+              <w:t xml:space="preserve">De un problema real de gestión municipal, y de una objeción interna que se puso por escrito y que no se maquilló: que unas cláusulas que no nacen de una necesidad demandada por nadie son artificiosas al contrato; que el seguimiento real de los contratos es escaso y quien controla necesita el dato al mismo rango que quien gestiona; que el nivel de abstracción era demasiado alto y había que probarlo en un piloto poco complejo; y que en la contratación hay actores externos que no han visto antes estas exigencias. </w:t>
+            </w:r>
+            <w:r>
+              <w:rPr>
+                <w:rFonts w:ascii="Calibri" w:cs="Calibri" w:eastAsia="Calibri" w:hAnsi="Calibri"/>
+                <w:b/>
+                <w:bCs/>
+                <w:color w:val="22201D"/>
+                <w:sz w:val="18"/>
+                <w:szCs w:val="18"/>
+              </w:rPr>
+              <w:t xml:space="preserve">Las cuatro están citadas literalmente y respondidas dentro del documento</w:t>
+            </w:r>
+            <w:r>
+              <w:rPr>
+                <w:rFonts w:ascii="Calibri" w:cs="Calibri" w:eastAsia="Calibri" w:hAnsi="Calibri"/>
+                <w:color w:val="22201D"/>
+                <w:sz w:val="18"/>
+                <w:szCs w:val="18"/>
+              </w:rPr>
+              <w:t xml:space="preserve">, y son la razón de que esta versión tenga doble vía de firma, acuerdo del órgano de gobierno, un subconjunto mínimo de seis cláusulas para empezar y un capítulo sobre la reacción del mercado.</w:t>
             </w:r>
           </w:p>
           <w:p>
@@ -753,8 +753,8 @@
                 <w:b/>
                 <w:bCs/>
                 <w:color w:val="1F3864"/>
-                <w:sz w:val="26"/>
-                <w:szCs w:val="26"/>
+                <w:sz w:val="24"/>
+                <w:szCs w:val="24"/>
               </w:rPr>
               <w:t xml:space="preserve">Cómo debe usarse: no copie sin entender</w:t>
             </w:r>
@@ -768,8 +768,8 @@
               <w:rPr>
                 <w:rFonts w:ascii="Calibri" w:cs="Calibri" w:eastAsia="Calibri" w:hAnsi="Calibri"/>
                 <w:color w:val="22201D"/>
-                <w:sz w:val="20"/>
-                <w:szCs w:val="20"/>
+                <w:sz w:val="18"/>
+                <w:szCs w:val="18"/>
               </w:rPr>
               <w:t xml:space="preserve">Se publica *</w:t>
             </w:r>
@@ -779,8 +779,8 @@
                 <w:i/>
                 <w:iCs/>
                 <w:color w:val="22201D"/>
-                <w:sz w:val="20"/>
-                <w:szCs w:val="20"/>
+                <w:sz w:val="18"/>
+                <w:szCs w:val="18"/>
               </w:rPr>
               <w:t xml:space="preserve">tal cual (</w:t>
             </w:r>
@@ -788,8 +788,8 @@
               <w:rPr>
                 <w:rFonts w:ascii="Calibri" w:cs="Calibri" w:eastAsia="Calibri" w:hAnsi="Calibri"/>
                 <w:color w:val="22201D"/>
-                <w:sz w:val="20"/>
-                <w:szCs w:val="20"/>
+                <w:sz w:val="18"/>
+                <w:szCs w:val="18"/>
               </w:rPr>
               <w:t xml:space="preserve">as is</w:t>
             </w:r>
@@ -799,8 +799,8 @@
                 <w:i/>
                 <w:iCs/>
                 <w:color w:val="22201D"/>
-                <w:sz w:val="20"/>
-                <w:szCs w:val="20"/>
+                <w:sz w:val="18"/>
+                <w:szCs w:val="18"/>
               </w:rPr>
               <w:t xml:space="preserve">)</w:t>
             </w:r>
@@ -808,8 +808,8 @@
               <w:rPr>
                 <w:rFonts w:ascii="Calibri" w:cs="Calibri" w:eastAsia="Calibri" w:hAnsi="Calibri"/>
                 <w:color w:val="22201D"/>
-                <w:sz w:val="20"/>
-                <w:szCs w:val="20"/>
+                <w:sz w:val="18"/>
+                <w:szCs w:val="18"/>
               </w:rPr>
               <w:t xml:space="preserve">*, sin garantía de ningún tipo. No es asesoramiento legal ni sustituye a los informes preceptivos de ninguna administración. Se recomienda su lectura y su uso — y con la misma firmeza, no copiarlo sin entenderlo:</w:t>
             </w:r>
@@ -827,8 +827,8 @@
               <w:rPr>
                 <w:rFonts w:ascii="Calibri" w:cs="Calibri" w:eastAsia="Calibri" w:hAnsi="Calibri"/>
                 <w:color w:val="22201D"/>
-                <w:sz w:val="20"/>
-                <w:szCs w:val="20"/>
+                <w:sz w:val="18"/>
+                <w:szCs w:val="18"/>
               </w:rPr>
               <w:t xml:space="preserve">Una cláusula copiada </w:t>
             </w:r>
@@ -838,8 +838,8 @@
                 <w:b/>
                 <w:bCs/>
                 <w:color w:val="22201D"/>
-                <w:sz w:val="20"/>
-                <w:szCs w:val="20"/>
+                <w:sz w:val="18"/>
+                <w:szCs w:val="18"/>
               </w:rPr>
               <w:t xml:space="preserve">sin necesidad acreditada</w:t>
             </w:r>
@@ -847,8 +847,8 @@
               <w:rPr>
                 <w:rFonts w:ascii="Calibri" w:cs="Calibri" w:eastAsia="Calibri" w:hAnsi="Calibri"/>
                 <w:color w:val="22201D"/>
-                <w:sz w:val="20"/>
-                <w:szCs w:val="20"/>
+                <w:sz w:val="18"/>
+                <w:szCs w:val="18"/>
               </w:rPr>
               <w:t xml:space="preserve"> añade un motivo de recurso. La justificación no vive en el catálogo, vive en la memoria del expediente, y no se puede completar después.</w:t>
             </w:r>
@@ -866,8 +866,8 @@
               <w:rPr>
                 <w:rFonts w:ascii="Calibri" w:cs="Calibri" w:eastAsia="Calibri" w:hAnsi="Calibri"/>
                 <w:color w:val="22201D"/>
-                <w:sz w:val="20"/>
-                <w:szCs w:val="20"/>
+                <w:sz w:val="18"/>
+                <w:szCs w:val="18"/>
               </w:rPr>
               <w:t xml:space="preserve">Una exigencia copiada </w:t>
             </w:r>
@@ -877,8 +877,8 @@
                 <w:b/>
                 <w:bCs/>
                 <w:color w:val="22201D"/>
-                <w:sz w:val="20"/>
-                <w:szCs w:val="20"/>
+                <w:sz w:val="18"/>
+                <w:szCs w:val="18"/>
               </w:rPr>
               <w:t xml:space="preserve">sin contrastar con el mercado</w:t>
             </w:r>
@@ -886,8 +886,8 @@
               <w:rPr>
                 <w:rFonts w:ascii="Calibri" w:cs="Calibri" w:eastAsia="Calibri" w:hAnsi="Calibri"/>
                 <w:color w:val="22201D"/>
-                <w:sz w:val="20"/>
-                <w:szCs w:val="20"/>
+                <w:sz w:val="18"/>
+                <w:szCs w:val="18"/>
               </w:rPr>
               <w:t xml:space="preserve"> no es más ambiciosa: es más restrictiva.</w:t>
             </w:r>
@@ -905,8 +905,8 @@
               <w:rPr>
                 <w:rFonts w:ascii="Calibri" w:cs="Calibri" w:eastAsia="Calibri" w:hAnsi="Calibri"/>
                 <w:color w:val="22201D"/>
-                <w:sz w:val="20"/>
-                <w:szCs w:val="20"/>
+                <w:sz w:val="18"/>
+                <w:szCs w:val="18"/>
               </w:rPr>
               <w:t xml:space="preserve">Una obligación copiada </w:t>
             </w:r>
@@ -916,8 +916,8 @@
                 <w:b/>
                 <w:bCs/>
                 <w:color w:val="22201D"/>
-                <w:sz w:val="20"/>
-                <w:szCs w:val="20"/>
+                <w:sz w:val="18"/>
+                <w:szCs w:val="18"/>
               </w:rPr>
               <w:t xml:space="preserve">sin nadie que la verifique</w:t>
             </w:r>
@@ -925,8 +925,8 @@
               <w:rPr>
                 <w:rFonts w:ascii="Calibri" w:cs="Calibri" w:eastAsia="Calibri" w:hAnsi="Calibri"/>
                 <w:color w:val="22201D"/>
-                <w:sz w:val="20"/>
-                <w:szCs w:val="20"/>
+                <w:sz w:val="18"/>
+                <w:szCs w:val="18"/>
               </w:rPr>
               <w:t xml:space="preserve"> es peor que no tenerla.</w:t>
             </w:r>
@@ -944,8 +944,8 @@
               <w:rPr>
                 <w:rFonts w:ascii="Calibri" w:cs="Calibri" w:eastAsia="Calibri" w:hAnsi="Calibri"/>
                 <w:color w:val="22201D"/>
-                <w:sz w:val="20"/>
-                <w:szCs w:val="20"/>
+                <w:sz w:val="18"/>
+                <w:szCs w:val="18"/>
               </w:rPr>
               <w:t xml:space="preserve">Un parámetro copiado </w:t>
             </w:r>
@@ -955,8 +955,8 @@
                 <w:b/>
                 <w:bCs/>
                 <w:color w:val="22201D"/>
-                <w:sz w:val="20"/>
-                <w:szCs w:val="20"/>
+                <w:sz w:val="18"/>
+                <w:szCs w:val="18"/>
               </w:rPr>
               <w:t xml:space="preserve">sin adaptar</w:t>
             </w:r>
@@ -964,8 +964,8 @@
               <w:rPr>
                 <w:rFonts w:ascii="Calibri" w:cs="Calibri" w:eastAsia="Calibri" w:hAnsi="Calibri"/>
                 <w:color w:val="22201D"/>
-                <w:sz w:val="20"/>
-                <w:szCs w:val="20"/>
+                <w:sz w:val="18"/>
+                <w:szCs w:val="18"/>
               </w:rPr>
               <w:t xml:space="preserve"> puede ser ilegal en otra entidad: categorías de seguridad, órganos competentes y umbrales cambian de una administración a otra.</w:t>
             </w:r>
@@ -998,8 +998,8 @@
                 <w:b/>
                 <w:bCs/>
                 <w:color w:val="1F3864"/>
-                <w:sz w:val="26"/>
-                <w:szCs w:val="26"/>
+                <w:sz w:val="24"/>
+                <w:szCs w:val="24"/>
               </w:rPr>
               <w:t xml:space="preserve">Un aviso, antes de citarlo</w:t>
             </w:r>
@@ -1015,8 +1015,8 @@
                 <w:b/>
                 <w:bCs/>
                 <w:color w:val="22201D"/>
-                <w:sz w:val="20"/>
-                <w:szCs w:val="20"/>
+                <w:sz w:val="18"/>
+                <w:szCs w:val="18"/>
               </w:rPr>
               <w:t xml:space="preserve">Este no es un documento oficial del Ayuntamiento de Pozuelo de Alarcón</w:t>
             </w:r>
@@ -1024,10 +1024,30 @@
               <w:rPr>
                 <w:rFonts w:ascii="Calibri" w:cs="Calibri" w:eastAsia="Calibri" w:hAnsi="Calibri"/>
                 <w:color w:val="22201D"/>
-                <w:sz w:val="20"/>
-                <w:szCs w:val="20"/>
-              </w:rPr>
-              <w:t xml:space="preserve">: no ha sido aprobado por ningún órgano municipal ni expresa la posición de la Corporación. Es un trabajo profesional de las cinco personas que lo firman, una de las cuales ejerce un cargo público en ese Ayuntamiento. Y el propio documento enumera las condiciones que aún no se cumplen —entre ellas, que las declaraciones de conflicto de interés no están firmadas—: mientras no se cumplan, es una propuesta técnica publicada para el debate, no un instrumento listo para meter en un expediente.</w:t>
+                <w:sz w:val="18"/>
+                <w:szCs w:val="18"/>
+              </w:rPr>
+              <w:t xml:space="preserve">: no ha sido aprobado por ningún órgano municipal ni expresa la posición de la Corporación, y ningún órgano de contratación, intervención o asesoría jurídica se ha pronunciado sobre él. El caso trabajado del documento extenso es un </w:t>
+            </w:r>
+            <w:r>
+              <w:rPr>
+                <w:rFonts w:ascii="Calibri" w:cs="Calibri" w:eastAsia="Calibri" w:hAnsi="Calibri"/>
+                <w:b/>
+                <w:bCs/>
+                <w:color w:val="22201D"/>
+                <w:sz w:val="18"/>
+                <w:szCs w:val="18"/>
+              </w:rPr>
+              <w:t xml:space="preserve">expediente simulado</w:t>
+            </w:r>
+            <w:r>
+              <w:rPr>
+                <w:rFonts w:ascii="Calibri" w:cs="Calibri" w:eastAsia="Calibri" w:hAnsi="Calibri"/>
+                <w:color w:val="22201D"/>
+                <w:sz w:val="18"/>
+                <w:szCs w:val="18"/>
+              </w:rPr>
+              <w:t xml:space="preserve">: no corresponde a ninguna licitación real, en curso ni en preparación. Es un trabajo profesional de las cinco personas que lo firman, una de las cuales ejerce un cargo público en ese Ayuntamiento. Y el propio documento enumera las condiciones que aún no se cumplen —entre ellas, que las declaraciones de conflicto de interés no están firmadas—: mientras no se cumplan, es una propuesta técnica publicada para el debate, no un instrumento listo para meter en un expediente.</w:t>
             </w:r>
           </w:p>
           <w:p>
@@ -1041,8 +1061,8 @@
                 <w:b/>
                 <w:bCs/>
                 <w:color w:val="1F3864"/>
-                <w:sz w:val="26"/>
-                <w:szCs w:val="26"/>
+                <w:sz w:val="24"/>
+                <w:szCs w:val="24"/>
               </w:rPr>
               <w:t xml:space="preserve">Quién lo ha hecho</w:t>
             </w:r>
@@ -1052,15 +1072,15 @@
               <w:spacing w:after="36" w:line="216"/>
               <w:jc w:val="both"/>
             </w:pPr>
-            <w:hyperlink w:history="1" r:id="rIdf_yj-gtwpajrodxlnzuiq">
+            <w:hyperlink w:history="1" r:id="rIdjmcvfodqwzdqbya1ad4vr">
               <w:r>
                 <w:rPr>
                   <w:rFonts w:ascii="Calibri" w:cs="Calibri" w:eastAsia="Calibri" w:hAnsi="Calibri"/>
                   <w:b/>
                   <w:bCs/>
                   <w:color w:val="2F5597"/>
-                  <w:sz w:val="20"/>
-                  <w:szCs w:val="20"/>
+                  <w:sz w:val="18"/>
+                  <w:szCs w:val="18"/>
                   <w:u w:val="single"/>
                 </w:rPr>
                 <w:t xml:space="preserve">Delfina Lafuente Veira</w:t>
@@ -1070,20 +1090,20 @@
               <w:rPr>
                 <w:rFonts w:ascii="Calibri" w:cs="Calibri" w:eastAsia="Calibri" w:hAnsi="Calibri"/>
                 <w:color w:val="22201D"/>
-                <w:sz w:val="20"/>
-                <w:szCs w:val="20"/>
+                <w:sz w:val="18"/>
+                <w:szCs w:val="18"/>
               </w:rPr>
               <w:t xml:space="preserve">, Concejal de Administración Digital, Calidad e Innovación del Ayuntamiento de Pozuelo de Alarcón: de ella nace el proyecto y suya es la primera redacción. </w:t>
             </w:r>
-            <w:hyperlink w:history="1" r:id="rIdjczwniwbd28zno50k_ppw">
+            <w:hyperlink w:history="1" r:id="rIdhbrmwznxtcga-eaw11p_i">
               <w:r>
                 <w:rPr>
                   <w:rFonts w:ascii="Calibri" w:cs="Calibri" w:eastAsia="Calibri" w:hAnsi="Calibri"/>
                   <w:b/>
                   <w:bCs/>
                   <w:color w:val="2F5597"/>
-                  <w:sz w:val="20"/>
-                  <w:szCs w:val="20"/>
+                  <w:sz w:val="18"/>
+                  <w:szCs w:val="18"/>
                   <w:u w:val="single"/>
                 </w:rPr>
                 <w:t xml:space="preserve">Dr. José Antonio Ondiviela García</w:t>
@@ -1093,20 +1113,20 @@
               <w:rPr>
                 <w:rFonts w:ascii="Calibri" w:cs="Calibri" w:eastAsia="Calibri" w:hAnsi="Calibri"/>
                 <w:color w:val="22201D"/>
-                <w:sz w:val="20"/>
-                <w:szCs w:val="20"/>
+                <w:sz w:val="18"/>
+                <w:szCs w:val="18"/>
               </w:rPr>
               <w:t xml:space="preserve">, profesor e investigador de la Universidad Francisco de Vitoria: la mirada del mercado y la idea que resuelve el problema de fondo. </w:t>
             </w:r>
-            <w:hyperlink w:history="1" r:id="rIdgll-vj1vo9f1_cj992icx">
+            <w:hyperlink w:history="1" r:id="rIdrpfvb-zw4v9erktb8zz5z">
               <w:r>
                 <w:rPr>
                   <w:rFonts w:ascii="Calibri" w:cs="Calibri" w:eastAsia="Calibri" w:hAnsi="Calibri"/>
                   <w:b/>
                   <w:bCs/>
                   <w:color w:val="2F5597"/>
-                  <w:sz w:val="20"/>
-                  <w:szCs w:val="20"/>
+                  <w:sz w:val="18"/>
+                  <w:szCs w:val="18"/>
                   <w:u w:val="single"/>
                 </w:rPr>
                 <w:t xml:space="preserve">Miguel Ángel Domínguez Castellano</w:t>
@@ -1116,8 +1136,8 @@
               <w:rPr>
                 <w:rFonts w:ascii="Calibri" w:cs="Calibri" w:eastAsia="Calibri" w:hAnsi="Calibri"/>
                 <w:color w:val="22201D"/>
-                <w:sz w:val="20"/>
-                <w:szCs w:val="20"/>
+                <w:sz w:val="18"/>
+                <w:szCs w:val="18"/>
               </w:rPr>
               <w:t xml:space="preserve">, CEO de Add4u y presidente de Alastria y del Clúster de Blockchain de la Comunidad de Madrid: la perspectiva de quien conoce las dos orillas, y la responsabilidad editorial de la publicación.</w:t>
             </w:r>
@@ -1133,8 +1153,8 @@
                 <w:b/>
                 <w:bCs/>
                 <w:color w:val="22201D"/>
-                <w:sz w:val="20"/>
-                <w:szCs w:val="20"/>
+                <w:sz w:val="18"/>
+                <w:szCs w:val="18"/>
               </w:rPr>
               <w:t xml:space="preserve">Autores y supervisores técnicos:</w:t>
             </w:r>
@@ -1142,8 +1162,8 @@
               <w:rPr>
                 <w:rFonts w:ascii="Calibri" w:cs="Calibri" w:eastAsia="Calibri" w:hAnsi="Calibri"/>
                 <w:color w:val="22201D"/>
-                <w:sz w:val="20"/>
-                <w:szCs w:val="20"/>
+                <w:sz w:val="18"/>
+                <w:szCs w:val="18"/>
               </w:rPr>
               <w:t xml:space="preserve"> </w:t>
             </w:r>
@@ -1153,8 +1173,8 @@
                 <w:b/>
                 <w:bCs/>
                 <w:color w:val="22201D"/>
-                <w:sz w:val="20"/>
-                <w:szCs w:val="20"/>
+                <w:sz w:val="18"/>
+                <w:szCs w:val="18"/>
               </w:rPr>
               <w:t xml:space="preserve">Enrique Jiménez</w:t>
             </w:r>
@@ -1162,19 +1182,19 @@
               <w:rPr>
                 <w:rFonts w:ascii="Calibri" w:cs="Calibri" w:eastAsia="Calibri" w:hAnsi="Calibri"/>
                 <w:color w:val="22201D"/>
-                <w:sz w:val="20"/>
-                <w:szCs w:val="20"/>
-              </w:rPr>
-              <w:t xml:space="preserve"> y </w:t>
-            </w:r>
-            <w:r>
-              <w:rPr>
-                <w:rFonts w:ascii="Calibri" w:cs="Calibri" w:eastAsia="Calibri" w:hAnsi="Calibri"/>
-                <w:b/>
-                <w:bCs/>
-                <w:color w:val="22201D"/>
-                <w:sz w:val="20"/>
-                <w:szCs w:val="20"/>
+                <w:sz w:val="18"/>
+                <w:szCs w:val="18"/>
+              </w:rPr>
+              <w:t xml:space="preserve">, responsable de los contratos de innovación, y </w:t>
+            </w:r>
+            <w:r>
+              <w:rPr>
+                <w:rFonts w:ascii="Calibri" w:cs="Calibri" w:eastAsia="Calibri" w:hAnsi="Calibri"/>
+                <w:b/>
+                <w:bCs/>
+                <w:color w:val="22201D"/>
+                <w:sz w:val="18"/>
+                <w:szCs w:val="18"/>
               </w:rPr>
               <w:t xml:space="preserve">Roberto García</w:t>
             </w:r>
@@ -1182,25 +1202,25 @@
               <w:rPr>
                 <w:rFonts w:ascii="Calibri" w:cs="Calibri" w:eastAsia="Calibri" w:hAnsi="Calibri"/>
                 <w:color w:val="22201D"/>
-                <w:sz w:val="20"/>
-                <w:szCs w:val="20"/>
-              </w:rPr>
-              <w:t xml:space="preserve">, técnicos del área de contratación del Ayuntamiento de Pozuelo de Alarcón. Han aportado el contraste de la práctica municipal y la supervisión técnica de la formulación contractual.</w:t>
-            </w:r>
-          </w:p>
-          <w:p>
-            <w:pPr>
-              <w:spacing w:after="36" w:line="216"/>
-              <w:jc w:val="both"/>
-            </w:pPr>
-            <w:r>
-              <w:rPr>
-                <w:rFonts w:ascii="Calibri" w:cs="Calibri" w:eastAsia="Calibri" w:hAnsi="Calibri"/>
-                <w:b/>
-                <w:bCs/>
-                <w:color w:val="22201D"/>
-                <w:sz w:val="20"/>
-                <w:szCs w:val="20"/>
+                <w:sz w:val="18"/>
+                <w:szCs w:val="18"/>
+              </w:rPr>
+              <w:t xml:space="preserve">, jefe de informática, ambos del Ayuntamiento de Pozuelo de Alarcón. Han aportado el contraste de la práctica municipal y la supervisión técnica de la formulación contractual.</w:t>
+            </w:r>
+          </w:p>
+          <w:p>
+            <w:pPr>
+              <w:spacing w:after="36" w:line="216"/>
+              <w:jc w:val="both"/>
+            </w:pPr>
+            <w:r>
+              <w:rPr>
+                <w:rFonts w:ascii="Calibri" w:cs="Calibri" w:eastAsia="Calibri" w:hAnsi="Calibri"/>
+                <w:b/>
+                <w:bCs/>
+                <w:color w:val="22201D"/>
+                <w:sz w:val="18"/>
+                <w:szCs w:val="18"/>
               </w:rPr>
               <w:t xml:space="preserve">Uso de inteligencia artificial.</w:t>
             </w:r>
@@ -1208,8 +1228,8 @@
               <w:rPr>
                 <w:rFonts w:ascii="Calibri" w:cs="Calibri" w:eastAsia="Calibri" w:hAnsi="Calibri"/>
                 <w:color w:val="22201D"/>
-                <w:sz w:val="20"/>
-                <w:szCs w:val="20"/>
+                <w:sz w:val="18"/>
+                <w:szCs w:val="18"/>
               </w:rPr>
               <w:t xml:space="preserve"> En la elaboración de este trabajo se han utilizado sistemas de IA: el clon digital (</w:t>
             </w:r>
@@ -1219,8 +1239,8 @@
                 <w:i/>
                 <w:iCs/>
                 <w:color w:val="22201D"/>
-                <w:sz w:val="20"/>
-                <w:szCs w:val="20"/>
+                <w:sz w:val="18"/>
+                <w:szCs w:val="18"/>
               </w:rPr>
               <w:t xml:space="preserve">second brain</w:t>
             </w:r>
@@ -1228,8 +1248,8 @@
               <w:rPr>
                 <w:rFonts w:ascii="Calibri" w:cs="Calibri" w:eastAsia="Calibri" w:hAnsi="Calibri"/>
                 <w:color w:val="22201D"/>
-                <w:sz w:val="20"/>
-                <w:szCs w:val="20"/>
+                <w:sz w:val="18"/>
+                <w:szCs w:val="18"/>
               </w:rPr>
               <w:t xml:space="preserve">) de Miguel Ángel Domínguez, determinante en la recuperación del material, la investigación jurídica, la verificación de las fuentes y la redacción de los borradores. Se declara aunque el artículo 50.4 del Reglamento (UE) 2024/1689 exima de hacerlo cuando hay revisión humana y responsabilidad editorial, porque un documento que exige transparencia de IA no puede ocultarla en sí mismo. Las decisiones y la responsabilidad son de las personas que lo firman.</w:t>
             </w:r>
@@ -1245,8 +1265,8 @@
                 <w:b/>
                 <w:bCs/>
                 <w:color w:val="22201D"/>
-                <w:sz w:val="20"/>
-                <w:szCs w:val="20"/>
+                <w:sz w:val="18"/>
+                <w:szCs w:val="18"/>
               </w:rPr>
               <w:t xml:space="preserve">Documento completo, presentación y modelos:</w:t>
             </w:r>
@@ -1254,8 +1274,8 @@
               <w:rPr>
                 <w:rFonts w:ascii="Calibri" w:cs="Calibri" w:eastAsia="Calibri" w:hAnsi="Calibri"/>
                 <w:color w:val="22201D"/>
-                <w:sz w:val="20"/>
-                <w:szCs w:val="20"/>
+                <w:sz w:val="18"/>
+                <w:szCs w:val="18"/>
               </w:rPr>
               <w:t xml:space="preserve"> github.com/migueldadd4u/ai-clauses · Licencia Creative Commons Attribution 4.0 · Versión 3.0, septiembre de 2026</w:t>
             </w:r>
@@ -1536,8 +1556,8 @@
       <w:rPr>
         <w:rFonts w:ascii="Calibri" w:cs="Calibri" w:eastAsia="Calibri" w:hAnsi="Calibri"/>
         <w:color w:val="22201D"/>
-        <w:sz w:val="20"/>
-        <w:szCs w:val="20"/>
+        <w:sz w:val="18"/>
+        <w:szCs w:val="18"/>
       </w:rPr>
     </w:rPrDefault>
     <w:pPrDefault/>

--- a/docs/descargas/resumen-dos-paginas.docx
+++ b/docs/descargas/resumen-dos-paginas.docx
@@ -719,18 +719,38 @@
                 <w:sz w:val="18"/>
                 <w:szCs w:val="18"/>
               </w:rPr>
-              <w:t xml:space="preserve">De un problema real de gestión municipal, y de una objeción interna que se puso por escrito y que no se maquilló: que unas cláusulas que no nacen de una necesidad demandada por nadie son artificiosas al contrato; que el seguimiento real de los contratos es escaso y quien controla necesita el dato al mismo rango que quien gestiona; que el nivel de abstracción era demasiado alto y había que probarlo en un piloto poco complejo; y que en la contratación hay actores externos que no han visto antes estas exigencias. </w:t>
-            </w:r>
-            <w:r>
-              <w:rPr>
-                <w:rFonts w:ascii="Calibri" w:cs="Calibri" w:eastAsia="Calibri" w:hAnsi="Calibri"/>
-                <w:b/>
-                <w:bCs/>
-                <w:color w:val="22201D"/>
-                <w:sz w:val="18"/>
-                <w:szCs w:val="18"/>
-              </w:rPr>
-              <w:t xml:space="preserve">Las cuatro están citadas literalmente y respondidas dentro del documento</w:t>
+              <w:t xml:space="preserve">De un problema real de gestión municipal y de </w:t>
+            </w:r>
+            <w:r>
+              <w:rPr>
+                <w:rFonts w:ascii="Calibri" w:cs="Calibri" w:eastAsia="Calibri" w:hAnsi="Calibri"/>
+                <w:b/>
+                <w:bCs/>
+                <w:color w:val="22201D"/>
+                <w:sz w:val="18"/>
+                <w:szCs w:val="18"/>
+              </w:rPr>
+              <w:t xml:space="preserve">cuatro dificultades</w:t>
+            </w:r>
+            <w:r>
+              <w:rPr>
+                <w:rFonts w:ascii="Calibri" w:cs="Calibri" w:eastAsia="Calibri" w:hAnsi="Calibri"/>
+                <w:color w:val="22201D"/>
+                <w:sz w:val="18"/>
+                <w:szCs w:val="18"/>
+              </w:rPr>
+              <w:t xml:space="preserve"> que quienes lo han trabajado han observado que suceden en la contratación pública, y que el documento nombra sin suavizarlas: que la necesidad todavía no la demanda el gestor, y sin ella la cláusula es artificiosa al contrato; que el seguimiento real de los contratos es escaso y sólo mira el gasto, cuando quien controla necesita el dato al mismo rango que quien gestiona; que el grado de abstracción es demasiado alto mientras no se vea funcionando en una contratación ya prevista y poco compleja; y que hay muchos actores, y no sólo propios, que no han visto antes estas exigencias. </w:t>
+            </w:r>
+            <w:r>
+              <w:rPr>
+                <w:rFonts w:ascii="Calibri" w:cs="Calibri" w:eastAsia="Calibri" w:hAnsi="Calibri"/>
+                <w:b/>
+                <w:bCs/>
+                <w:color w:val="22201D"/>
+                <w:sz w:val="18"/>
+                <w:szCs w:val="18"/>
+              </w:rPr>
+              <w:t xml:space="preserve">Las cuatro se responden dentro del documento</w:t>
             </w:r>
             <w:r>
               <w:rPr>
@@ -1072,7 +1092,7 @@
               <w:spacing w:after="36" w:line="216"/>
               <w:jc w:val="both"/>
             </w:pPr>
-            <w:hyperlink w:history="1" r:id="rIdjmcvfodqwzdqbya1ad4vr">
+            <w:hyperlink w:history="1" r:id="rId_2_l6ystsdm-y6tzc0qte">
               <w:r>
                 <w:rPr>
                   <w:rFonts w:ascii="Calibri" w:cs="Calibri" w:eastAsia="Calibri" w:hAnsi="Calibri"/>
@@ -1095,7 +1115,7 @@
               </w:rPr>
               <w:t xml:space="preserve">, Concejal de Administración Digital, Calidad e Innovación del Ayuntamiento de Pozuelo de Alarcón: de ella nace el proyecto y suya es la primera redacción. </w:t>
             </w:r>
-            <w:hyperlink w:history="1" r:id="rIdhbrmwznxtcga-eaw11p_i">
+            <w:hyperlink w:history="1" r:id="rIdzxxenicj8xr0yvb3us4qb">
               <w:r>
                 <w:rPr>
                   <w:rFonts w:ascii="Calibri" w:cs="Calibri" w:eastAsia="Calibri" w:hAnsi="Calibri"/>
@@ -1118,7 +1138,7 @@
               </w:rPr>
               <w:t xml:space="preserve">, profesor e investigador de la Universidad Francisco de Vitoria: la mirada del mercado y la idea que resuelve el problema de fondo. </w:t>
             </w:r>
-            <w:hyperlink w:history="1" r:id="rIdrpfvb-zw4v9erktb8zz5z">
+            <w:hyperlink w:history="1" r:id="rIdlaslgt54h4k8c1z3_rogw">
               <w:r>
                 <w:rPr>
                   <w:rFonts w:ascii="Calibri" w:cs="Calibri" w:eastAsia="Calibri" w:hAnsi="Calibri"/>

--- a/docs/descargas/resumen-dos-paginas.docx
+++ b/docs/descargas/resumen-dos-paginas.docx
@@ -577,6 +577,52 @@
           </w:p>
           <w:p>
             <w:pPr>
+              <w:spacing w:after="36" w:line="216"/>
+              <w:jc w:val="both"/>
+            </w:pPr>
+            <w:r>
+              <w:rPr>
+                <w:rFonts w:ascii="Calibri" w:cs="Calibri" w:eastAsia="Calibri" w:hAnsi="Calibri"/>
+                <w:b/>
+                <w:bCs/>
+                <w:color w:val="22201D"/>
+                <w:sz w:val="18"/>
+                <w:szCs w:val="18"/>
+              </w:rPr>
+              <w:t xml:space="preserve">Y no es municipal.</w:t>
+            </w:r>
+            <w:r>
+              <w:rPr>
+                <w:rFonts w:ascii="Calibri" w:cs="Calibri" w:eastAsia="Calibri" w:hAnsi="Calibri"/>
+                <w:color w:val="22201D"/>
+                <w:sz w:val="18"/>
+                <w:szCs w:val="18"/>
+              </w:rPr>
+              <w:t xml:space="preserve"> Nace de un problema de gestión municipal, pero está </w:t>
+            </w:r>
+            <w:r>
+              <w:rPr>
+                <w:rFonts w:ascii="Calibri" w:cs="Calibri" w:eastAsia="Calibri" w:hAnsi="Calibri"/>
+                <w:b/>
+                <w:bCs/>
+                <w:color w:val="22201D"/>
+                <w:sz w:val="18"/>
+                <w:szCs w:val="18"/>
+              </w:rPr>
+              <w:t xml:space="preserve">parametrizado para cualquier administración</w:t>
+            </w:r>
+            <w:r>
+              <w:rPr>
+                <w:rFonts w:ascii="Calibri" w:cs="Calibri" w:eastAsia="Calibri" w:hAnsi="Calibri"/>
+                <w:color w:val="22201D"/>
+                <w:sz w:val="18"/>
+                <w:szCs w:val="18"/>
+              </w:rPr>
+              <w:t xml:space="preserve">: los órganos, los umbrales, las categorías de seguridad y los plazos son parámetros con valor recomendado, no valores fijos. Sirve igual a un ayuntamiento, a una diputación, a una comunidad autónoma o a un organismo estatal, cambiando quién firma cada cosa. Se publica con licencia CC BY 4.0 precisamente para eso: para que se copie, se adapte y se mejore.</w:t>
+            </w:r>
+          </w:p>
+          <w:p>
+            <w:pPr>
               <w:keepNext/>
               <w:spacing w:after="28" w:before="65" w:line="215"/>
             </w:pPr>
@@ -1067,7 +1113,7 @@
                 <w:sz w:val="18"/>
                 <w:szCs w:val="18"/>
               </w:rPr>
-              <w:t xml:space="preserve">: no corresponde a ninguna licitación real, en curso ni en preparación. Es un trabajo profesional de las cinco personas que lo firman, una de las cuales ejerce un cargo público en ese Ayuntamiento. Y el propio documento enumera las condiciones que aún no se cumplen —entre ellas, que las declaraciones de conflicto de interés no están firmadas—: mientras no se cumplan, es una propuesta técnica publicada para el debate, no un instrumento listo para meter en un expediente.</w:t>
+              <w:t xml:space="preserve">: no corresponde a ninguna licitación real, en curso ni en preparación. Es un trabajo profesional de las siete personas que lo firman, una de las cuales ejerce un cargo público en ese Ayuntamiento. Y el propio documento enumera las condiciones que aún no se cumplen —entre ellas, que las declaraciones de conflicto de interés no están firmadas—: mientras no se cumplan, es una propuesta técnica publicada para el debate, no un instrumento listo para meter en un expediente.</w:t>
             </w:r>
           </w:p>
           <w:p>
@@ -1092,7 +1138,7 @@
               <w:spacing w:after="36" w:line="216"/>
               <w:jc w:val="both"/>
             </w:pPr>
-            <w:hyperlink w:history="1" r:id="rId_2_l6ystsdm-y6tzc0qte">
+            <w:hyperlink w:history="1" r:id="rIdvbkqf4tzcqw3wvkqk6ulj">
               <w:r>
                 <w:rPr>
                   <w:rFonts w:ascii="Calibri" w:cs="Calibri" w:eastAsia="Calibri" w:hAnsi="Calibri"/>
@@ -1115,7 +1161,7 @@
               </w:rPr>
               <w:t xml:space="preserve">, Concejal de Administración Digital, Calidad e Innovación del Ayuntamiento de Pozuelo de Alarcón: de ella nace el proyecto y suya es la primera redacción. </w:t>
             </w:r>
-            <w:hyperlink w:history="1" r:id="rIdzxxenicj8xr0yvb3us4qb">
+            <w:hyperlink w:history="1" r:id="rIdl2x6rafcpxvscvdvslnd7">
               <w:r>
                 <w:rPr>
                   <w:rFonts w:ascii="Calibri" w:cs="Calibri" w:eastAsia="Calibri" w:hAnsi="Calibri"/>
@@ -1138,7 +1184,7 @@
               </w:rPr>
               <w:t xml:space="preserve">, profesor e investigador de la Universidad Francisco de Vitoria: la mirada del mercado y la idea que resuelve el problema de fondo. </w:t>
             </w:r>
-            <w:hyperlink w:history="1" r:id="rIdlaslgt54h4k8c1z3_rogw">
+            <w:hyperlink w:history="1" r:id="rIdphzryyrxv2co3wkhnbugg">
               <w:r>
                 <w:rPr>
                   <w:rFonts w:ascii="Calibri" w:cs="Calibri" w:eastAsia="Calibri" w:hAnsi="Calibri"/>
@@ -1205,7 +1251,7 @@
                 <w:sz w:val="18"/>
                 <w:szCs w:val="18"/>
               </w:rPr>
-              <w:t xml:space="preserve">, responsable de los contratos de innovación, y </w:t>
+              <w:t xml:space="preserve">, responsable de los contratos de innovación; </w:t>
             </w:r>
             <w:r>
               <w:rPr>
@@ -1225,7 +1271,47 @@
                 <w:sz w:val="18"/>
                 <w:szCs w:val="18"/>
               </w:rPr>
-              <w:t xml:space="preserve">, jefe de informática, ambos del Ayuntamiento de Pozuelo de Alarcón. Han aportado el contraste de la práctica municipal y la supervisión técnica de la formulación contractual.</w:t>
+              <w:t xml:space="preserve">, jefe de informática; y </w:t>
+            </w:r>
+            <w:r>
+              <w:rPr>
+                <w:rFonts w:ascii="Calibri" w:cs="Calibri" w:eastAsia="Calibri" w:hAnsi="Calibri"/>
+                <w:b/>
+                <w:bCs/>
+                <w:color w:val="22201D"/>
+                <w:sz w:val="18"/>
+                <w:szCs w:val="18"/>
+              </w:rPr>
+              <w:t xml:space="preserve">Luis Llorente</w:t>
+            </w:r>
+            <w:r>
+              <w:rPr>
+                <w:rFonts w:ascii="Calibri" w:cs="Calibri" w:eastAsia="Calibri" w:hAnsi="Calibri"/>
+                <w:color w:val="22201D"/>
+                <w:sz w:val="18"/>
+                <w:szCs w:val="18"/>
+              </w:rPr>
+              <w:t xml:space="preserve">, jefe de negociado de sistemas de información, los tres del Ayuntamiento de Pozuelo de Alarcón. Han aportado el contraste de la práctica municipal y la supervisión técnica de la formulación contractual. </w:t>
+            </w:r>
+            <w:r>
+              <w:rPr>
+                <w:rFonts w:ascii="Calibri" w:cs="Calibri" w:eastAsia="Calibri" w:hAnsi="Calibri"/>
+                <w:b/>
+                <w:bCs/>
+                <w:color w:val="22201D"/>
+                <w:sz w:val="18"/>
+                <w:szCs w:val="18"/>
+              </w:rPr>
+              <w:t xml:space="preserve">Francisco Javier Escalona Moyano</w:t>
+            </w:r>
+            <w:r>
+              <w:rPr>
+                <w:rFonts w:ascii="Calibri" w:cs="Calibri" w:eastAsia="Calibri" w:hAnsi="Calibri"/>
+                <w:color w:val="22201D"/>
+                <w:sz w:val="18"/>
+                <w:szCs w:val="18"/>
+              </w:rPr>
+              <w:t xml:space="preserve">, Interventor General del mismo Ayuntamiento, aportó la lectura crítica, a título personal y con su consentimiento: no es un informe de fiscalización.</w:t>
             </w:r>
           </w:p>
           <w:p>

--- a/docs/descargas/resumen-dos-paginas.docx
+++ b/docs/descargas/resumen-dos-paginas.docx
@@ -589,6 +589,32 @@
                 <w:sz w:val="18"/>
                 <w:szCs w:val="18"/>
               </w:rPr>
+              <w:t xml:space="preserve">No hace falta esperar a nadie para empezar.</w:t>
+            </w:r>
+            <w:r>
+              <w:rPr>
+                <w:rFonts w:ascii="Calibri" w:cs="Calibri" w:eastAsia="Calibri" w:hAnsi="Calibri"/>
+                <w:color w:val="22201D"/>
+                <w:sz w:val="18"/>
+                <w:szCs w:val="18"/>
+              </w:rPr>
+              <w:t xml:space="preserve"> La mayoría de las cláusulas —y las de más valor económico— se motivan en la memoria del expediente con datos propios. Sólo el catálogo anual de exigencias tecnológicas necesita un anclaje en una política aprobada, y sirve cualquiera que ya exista. Si no hay ninguna, se pospone esa cláusula y entran las demás.</w:t>
+            </w:r>
+          </w:p>
+          <w:p>
+            <w:pPr>
+              <w:spacing w:after="36" w:line="216"/>
+              <w:jc w:val="both"/>
+            </w:pPr>
+            <w:r>
+              <w:rPr>
+                <w:rFonts w:ascii="Calibri" w:cs="Calibri" w:eastAsia="Calibri" w:hAnsi="Calibri"/>
+                <w:b/>
+                <w:bCs/>
+                <w:color w:val="22201D"/>
+                <w:sz w:val="18"/>
+                <w:szCs w:val="18"/>
+              </w:rPr>
               <w:t xml:space="preserve">Y no es municipal.</w:t>
             </w:r>
             <w:r>
@@ -1113,7 +1139,7 @@
                 <w:sz w:val="18"/>
                 <w:szCs w:val="18"/>
               </w:rPr>
-              <w:t xml:space="preserve">: no corresponde a ninguna licitación real, en curso ni en preparación. Es un trabajo profesional de las siete personas que lo firman, una de las cuales ejerce un cargo público en ese Ayuntamiento. Y el propio documento enumera las condiciones que aún no se cumplen —entre ellas, que las declaraciones de conflicto de interés no están firmadas—: mientras no se cumplan, es una propuesta técnica publicada para el debate, no un instrumento listo para meter en un expediente.</w:t>
+              <w:t xml:space="preserve">: no corresponde a ninguna licitación real, en curso ni en preparación. Es un trabajo profesional de las personas que lo firman, a título particular; quienes ejercen un cargo o un puesto público lo hacen aquí a título personal. Y el propio documento enumera las condiciones que aún no se cumplen —entre ellas, que las declaraciones de conflicto de interés no están firmadas—: mientras no se cumplan, es una propuesta técnica publicada para el debate, no un instrumento listo para meter en un expediente.</w:t>
             </w:r>
           </w:p>
           <w:p>
@@ -1138,7 +1164,7 @@
               <w:spacing w:after="36" w:line="216"/>
               <w:jc w:val="both"/>
             </w:pPr>
-            <w:hyperlink w:history="1" r:id="rIdvbkqf4tzcqw3wvkqk6ulj">
+            <w:hyperlink w:history="1" r:id="rIdovniojncubhzlduocpqly">
               <w:r>
                 <w:rPr>
                   <w:rFonts w:ascii="Calibri" w:cs="Calibri" w:eastAsia="Calibri" w:hAnsi="Calibri"/>
@@ -1161,7 +1187,7 @@
               </w:rPr>
               <w:t xml:space="preserve">, Concejal de Administración Digital, Calidad e Innovación del Ayuntamiento de Pozuelo de Alarcón: de ella nace el proyecto y suya es la primera redacción. </w:t>
             </w:r>
-            <w:hyperlink w:history="1" r:id="rIdl2x6rafcpxvscvdvslnd7">
+            <w:hyperlink w:history="1" r:id="rId6fozhy0a3uobdwyubjmpa">
               <w:r>
                 <w:rPr>
                   <w:rFonts w:ascii="Calibri" w:cs="Calibri" w:eastAsia="Calibri" w:hAnsi="Calibri"/>
@@ -1184,7 +1210,7 @@
               </w:rPr>
               <w:t xml:space="preserve">, profesor e investigador de la Universidad Francisco de Vitoria: la mirada del mercado y la idea que resuelve el problema de fondo. </w:t>
             </w:r>
-            <w:hyperlink w:history="1" r:id="rIdphzryyrxv2co3wkhnbugg">
+            <w:hyperlink w:history="1" r:id="rIdwrorvyw0pikbus84gjed5">
               <w:r>
                 <w:rPr>
                   <w:rFonts w:ascii="Calibri" w:cs="Calibri" w:eastAsia="Calibri" w:hAnsi="Calibri"/>
@@ -1222,96 +1248,16 @@
                 <w:sz w:val="18"/>
                 <w:szCs w:val="18"/>
               </w:rPr>
-              <w:t xml:space="preserve">Autores y supervisores técnicos:</w:t>
-            </w:r>
-            <w:r>
-              <w:rPr>
-                <w:rFonts w:ascii="Calibri" w:cs="Calibri" w:eastAsia="Calibri" w:hAnsi="Calibri"/>
-                <w:color w:val="22201D"/>
-                <w:sz w:val="18"/>
-                <w:szCs w:val="18"/>
-              </w:rPr>
-              <w:t xml:space="preserve"> </w:t>
-            </w:r>
-            <w:r>
-              <w:rPr>
-                <w:rFonts w:ascii="Calibri" w:cs="Calibri" w:eastAsia="Calibri" w:hAnsi="Calibri"/>
-                <w:b/>
-                <w:bCs/>
-                <w:color w:val="22201D"/>
-                <w:sz w:val="18"/>
-                <w:szCs w:val="18"/>
-              </w:rPr>
-              <w:t xml:space="preserve">Enrique Jiménez</w:t>
-            </w:r>
-            <w:r>
-              <w:rPr>
-                <w:rFonts w:ascii="Calibri" w:cs="Calibri" w:eastAsia="Calibri" w:hAnsi="Calibri"/>
-                <w:color w:val="22201D"/>
-                <w:sz w:val="18"/>
-                <w:szCs w:val="18"/>
-              </w:rPr>
-              <w:t xml:space="preserve">, responsable de los contratos de innovación; </w:t>
-            </w:r>
-            <w:r>
-              <w:rPr>
-                <w:rFonts w:ascii="Calibri" w:cs="Calibri" w:eastAsia="Calibri" w:hAnsi="Calibri"/>
-                <w:b/>
-                <w:bCs/>
-                <w:color w:val="22201D"/>
-                <w:sz w:val="18"/>
-                <w:szCs w:val="18"/>
-              </w:rPr>
-              <w:t xml:space="preserve">Roberto García</w:t>
-            </w:r>
-            <w:r>
-              <w:rPr>
-                <w:rFonts w:ascii="Calibri" w:cs="Calibri" w:eastAsia="Calibri" w:hAnsi="Calibri"/>
-                <w:color w:val="22201D"/>
-                <w:sz w:val="18"/>
-                <w:szCs w:val="18"/>
-              </w:rPr>
-              <w:t xml:space="preserve">, jefe de informática; y </w:t>
-            </w:r>
-            <w:r>
-              <w:rPr>
-                <w:rFonts w:ascii="Calibri" w:cs="Calibri" w:eastAsia="Calibri" w:hAnsi="Calibri"/>
-                <w:b/>
-                <w:bCs/>
-                <w:color w:val="22201D"/>
-                <w:sz w:val="18"/>
-                <w:szCs w:val="18"/>
-              </w:rPr>
-              <w:t xml:space="preserve">Luis Llorente</w:t>
-            </w:r>
-            <w:r>
-              <w:rPr>
-                <w:rFonts w:ascii="Calibri" w:cs="Calibri" w:eastAsia="Calibri" w:hAnsi="Calibri"/>
-                <w:color w:val="22201D"/>
-                <w:sz w:val="18"/>
-                <w:szCs w:val="18"/>
-              </w:rPr>
-              <w:t xml:space="preserve">, jefe de negociado de sistemas de información, los tres del Ayuntamiento de Pozuelo de Alarcón. Han aportado el contraste de la práctica municipal y la supervisión técnica de la formulación contractual. </w:t>
-            </w:r>
-            <w:r>
-              <w:rPr>
-                <w:rFonts w:ascii="Calibri" w:cs="Calibri" w:eastAsia="Calibri" w:hAnsi="Calibri"/>
-                <w:b/>
-                <w:bCs/>
-                <w:color w:val="22201D"/>
-                <w:sz w:val="18"/>
-                <w:szCs w:val="18"/>
-              </w:rPr>
-              <w:t xml:space="preserve">Francisco Javier Escalona Moyano</w:t>
-            </w:r>
-            <w:r>
-              <w:rPr>
-                <w:rFonts w:ascii="Calibri" w:cs="Calibri" w:eastAsia="Calibri" w:hAnsi="Calibri"/>
-                <w:color w:val="22201D"/>
-                <w:sz w:val="18"/>
-                <w:szCs w:val="18"/>
-              </w:rPr>
-              <w:t xml:space="preserve">, Interventor General del mismo Ayuntamiento, aportó la lectura crítica, a título personal y con su consentimiento: no es un informe de fiscalización.</w:t>
+              <w:t xml:space="preserve">Otras aportaciones.</w:t>
+            </w:r>
+            <w:r>
+              <w:rPr>
+                <w:rFonts w:ascii="Calibri" w:cs="Calibri" w:eastAsia="Calibri" w:hAnsi="Calibri"/>
+                <w:color w:val="22201D"/>
+                <w:sz w:val="18"/>
+                <w:szCs w:val="18"/>
+              </w:rPr>
+              <w:t xml:space="preserve"> Han colaborado personal técnico del Ayuntamiento de Pozuelo de Alarcón, con el contraste de la práctica municipal y la lectura crítica del borrador. Sus nombres se incorporarán en la siguiente versión, una vez recabado el consentimiento expreso de cada uno.</w:t>
             </w:r>
           </w:p>
           <w:p>

--- a/docs/descargas/resumen-dos-paginas.docx
+++ b/docs/descargas/resumen-dos-paginas.docx
@@ -34,7 +34,7 @@
           <w:sz w:val="19"/>
           <w:szCs w:val="19"/>
         </w:rPr>
-        <w:t xml:space="preserve">Cláusulas de IA y deep tech para pliegos de contratación pública · resumen en dos páginas</w:t>
+        <w:t xml:space="preserve">Resumen en dos páginas</w:t>
       </w:r>
     </w:p>
     <w:tbl>
@@ -507,6 +507,32 @@
                 <w:szCs w:val="18"/>
               </w:rPr>
               <w:t xml:space="preserve"> de cláusulas ya redactadas, cada una con su justificación, su medio de prueba, su forma de verificación y su consecuencia; con la memoria justificativa, el circuito completo del expediente, un caso piloto resuelto entero y los modelos que hacen falta.</w:t>
+            </w:r>
+          </w:p>
+          <w:p>
+            <w:pPr>
+              <w:spacing w:after="36" w:line="216"/>
+              <w:jc w:val="both"/>
+            </w:pPr>
+            <w:r>
+              <w:rPr>
+                <w:rFonts w:ascii="Calibri" w:cs="Calibri" w:eastAsia="Calibri" w:hAnsi="Calibri"/>
+                <w:b/>
+                <w:bCs/>
+                <w:color w:val="22201D"/>
+                <w:sz w:val="18"/>
+                <w:szCs w:val="18"/>
+              </w:rPr>
+              <w:t xml:space="preserve">Y es, además, un manual de tramitación.</w:t>
+            </w:r>
+            <w:r>
+              <w:rPr>
+                <w:rFonts w:ascii="Calibri" w:cs="Calibri" w:eastAsia="Calibri" w:hAnsi="Calibri"/>
+                <w:color w:val="22201D"/>
+                <w:sz w:val="18"/>
+                <w:szCs w:val="18"/>
+              </w:rPr>
+              <w:t xml:space="preserve"> Para redactar estas cláusulas hubo que escribir entero el circuito del expediente que las sostiene —los veintiún documentos, quién firma cada uno y en qué orden—, y ese circuito no tiene nada de específico de la IA: sirve igual para cualquier otra cláusula que quiera incorporarse a un pliego conforme a la Ley 9/2017. Quien venga a por cláusulas de IA empieza por la Parte 0 y sigue por las Partes II y III; quien venga a tramitar bien un expediente va directo a la Parte V y al ejemplo completo de la Parte VI.</w:t>
             </w:r>
           </w:p>
           <w:p>
@@ -1110,7 +1136,7 @@
                 <w:sz w:val="18"/>
                 <w:szCs w:val="18"/>
               </w:rPr>
-              <w:t xml:space="preserve">Este no es un documento oficial del Ayuntamiento de Pozuelo de Alarcón</w:t>
+              <w:t xml:space="preserve">Este no es un documento oficial de ninguna administración</w:t>
             </w:r>
             <w:r>
               <w:rPr>
@@ -1164,7 +1190,53 @@
               <w:spacing w:after="36" w:line="216"/>
               <w:jc w:val="both"/>
             </w:pPr>
-            <w:hyperlink w:history="1" r:id="rIdovniojncubhzlduocpqly">
+            <w:hyperlink w:history="1" r:id="rIdghvoq43l85949b7h1deqa">
+              <w:r>
+                <w:rPr>
+                  <w:rFonts w:ascii="Calibri" w:cs="Calibri" w:eastAsia="Calibri" w:hAnsi="Calibri"/>
+                  <w:b/>
+                  <w:bCs/>
+                  <w:color w:val="2F5597"/>
+                  <w:sz w:val="18"/>
+                  <w:szCs w:val="18"/>
+                  <w:u w:val="single"/>
+                </w:rPr>
+                <w:t xml:space="preserve">Dr. José Antonio Ondiviela García</w:t>
+              </w:r>
+            </w:hyperlink>
+            <w:r>
+              <w:rPr>
+                <w:rFonts w:ascii="Calibri" w:cs="Calibri" w:eastAsia="Calibri" w:hAnsi="Calibri"/>
+                <w:color w:val="22201D"/>
+                <w:sz w:val="18"/>
+                <w:szCs w:val="18"/>
+              </w:rPr>
+              <w:t xml:space="preserve">, profesor e investigador de la Universidad Francisco de Vitoria: la mirada del mercado y la idea que resuelve el problema de fondo. </w:t>
+            </w:r>
+            <w:hyperlink w:history="1" r:id="rIdonanxwk-m9212zi7zcguy">
+              <w:r>
+                <w:rPr>
+                  <w:rFonts w:ascii="Calibri" w:cs="Calibri" w:eastAsia="Calibri" w:hAnsi="Calibri"/>
+                  <w:b/>
+                  <w:bCs/>
+                  <w:color w:val="2F5597"/>
+                  <w:sz w:val="18"/>
+                  <w:szCs w:val="18"/>
+                  <w:u w:val="single"/>
+                </w:rPr>
+                <w:t xml:space="preserve">Miguel Ángel Domínguez Castellano</w:t>
+              </w:r>
+            </w:hyperlink>
+            <w:r>
+              <w:rPr>
+                <w:rFonts w:ascii="Calibri" w:cs="Calibri" w:eastAsia="Calibri" w:hAnsi="Calibri"/>
+                <w:color w:val="22201D"/>
+                <w:sz w:val="18"/>
+                <w:szCs w:val="18"/>
+              </w:rPr>
+              <w:t xml:space="preserve">, CEO de Add4u y presidente de Alastria y del Clúster de Blockchain de la Comunidad de Madrid: la perspectiva de quien conoce las dos orillas, y la responsabilidad editorial de la publicación. </w:t>
+            </w:r>
+            <w:hyperlink w:history="1" r:id="rIdso9j_ydbxedengwx3cwmm">
               <w:r>
                 <w:rPr>
                   <w:rFonts w:ascii="Calibri" w:cs="Calibri" w:eastAsia="Calibri" w:hAnsi="Calibri"/>
@@ -1185,79 +1257,53 @@
                 <w:sz w:val="18"/>
                 <w:szCs w:val="18"/>
               </w:rPr>
-              <w:t xml:space="preserve">, Concejal de Administración Digital, Calidad e Innovación del Ayuntamiento de Pozuelo de Alarcón: de ella nace el proyecto y suya es la primera redacción. </w:t>
-            </w:r>
-            <w:hyperlink w:history="1" r:id="rId6fozhy0a3uobdwyubjmpa">
-              <w:r>
-                <w:rPr>
-                  <w:rFonts w:ascii="Calibri" w:cs="Calibri" w:eastAsia="Calibri" w:hAnsi="Calibri"/>
-                  <w:b/>
-                  <w:bCs/>
-                  <w:color w:val="2F5597"/>
-                  <w:sz w:val="18"/>
-                  <w:szCs w:val="18"/>
-                  <w:u w:val="single"/>
-                </w:rPr>
-                <w:t xml:space="preserve">Dr. José Antonio Ondiviela García</w:t>
-              </w:r>
-            </w:hyperlink>
-            <w:r>
-              <w:rPr>
-                <w:rFonts w:ascii="Calibri" w:cs="Calibri" w:eastAsia="Calibri" w:hAnsi="Calibri"/>
-                <w:color w:val="22201D"/>
-                <w:sz w:val="18"/>
-                <w:szCs w:val="18"/>
-              </w:rPr>
-              <w:t xml:space="preserve">, profesor e investigador de la Universidad Francisco de Vitoria: la mirada del mercado y la idea que resuelve el problema de fondo. </w:t>
-            </w:r>
-            <w:hyperlink w:history="1" r:id="rIdwrorvyw0pikbus84gjed5">
-              <w:r>
-                <w:rPr>
-                  <w:rFonts w:ascii="Calibri" w:cs="Calibri" w:eastAsia="Calibri" w:hAnsi="Calibri"/>
-                  <w:b/>
-                  <w:bCs/>
-                  <w:color w:val="2F5597"/>
-                  <w:sz w:val="18"/>
-                  <w:szCs w:val="18"/>
-                  <w:u w:val="single"/>
-                </w:rPr>
-                <w:t xml:space="preserve">Miguel Ángel Domínguez Castellano</w:t>
-              </w:r>
-            </w:hyperlink>
-            <w:r>
-              <w:rPr>
-                <w:rFonts w:ascii="Calibri" w:cs="Calibri" w:eastAsia="Calibri" w:hAnsi="Calibri"/>
-                <w:color w:val="22201D"/>
-                <w:sz w:val="18"/>
-                <w:szCs w:val="18"/>
-              </w:rPr>
-              <w:t xml:space="preserve">, CEO de Add4u y presidente de Alastria y del Clúster de Blockchain de la Comunidad de Madrid: la perspectiva de quien conoce las dos orillas, y la responsabilidad editorial de la publicación.</w:t>
-            </w:r>
-          </w:p>
-          <w:p>
-            <w:pPr>
-              <w:spacing w:after="36" w:line="216"/>
-              <w:jc w:val="both"/>
-            </w:pPr>
-            <w:r>
-              <w:rPr>
-                <w:rFonts w:ascii="Calibri" w:cs="Calibri" w:eastAsia="Calibri" w:hAnsi="Calibri"/>
-                <w:b/>
-                <w:bCs/>
-                <w:color w:val="22201D"/>
-                <w:sz w:val="18"/>
-                <w:szCs w:val="18"/>
-              </w:rPr>
-              <w:t xml:space="preserve">Otras aportaciones.</w:t>
-            </w:r>
-            <w:r>
-              <w:rPr>
-                <w:rFonts w:ascii="Calibri" w:cs="Calibri" w:eastAsia="Calibri" w:hAnsi="Calibri"/>
-                <w:color w:val="22201D"/>
-                <w:sz w:val="18"/>
-                <w:szCs w:val="18"/>
-              </w:rPr>
-              <w:t xml:space="preserve"> Han colaborado personal técnico del Ayuntamiento de Pozuelo de Alarcón, con el contraste de la práctica municipal y la lectura crítica del borrador. Sus nombres se incorporarán en la siguiente versión, una vez recabado el consentimiento expreso de cada uno.</w:t>
+              <w:t xml:space="preserve">, Concejal de Administración Digital, Calidad e Innovación del Ayuntamiento de Pozuelo de Alarcón, </w:t>
+            </w:r>
+            <w:r>
+              <w:rPr>
+                <w:rFonts w:ascii="Calibri" w:cs="Calibri" w:eastAsia="Calibri" w:hAnsi="Calibri"/>
+                <w:b/>
+                <w:bCs/>
+                <w:color w:val="22201D"/>
+                <w:sz w:val="18"/>
+                <w:szCs w:val="18"/>
+              </w:rPr>
+              <w:t xml:space="preserve">co-impulsora del proyecto</w:t>
+            </w:r>
+            <w:r>
+              <w:rPr>
+                <w:rFonts w:ascii="Calibri" w:cs="Calibri" w:eastAsia="Calibri" w:hAnsi="Calibri"/>
+                <w:color w:val="22201D"/>
+                <w:sz w:val="18"/>
+                <w:szCs w:val="18"/>
+              </w:rPr>
+              <w:t xml:space="preserve">: de ella nace, suya es la pregunta de partida y suya la primera redacción. Firma a título personal.</w:t>
+            </w:r>
+          </w:p>
+          <w:p>
+            <w:pPr>
+              <w:spacing w:after="36" w:line="216"/>
+              <w:jc w:val="both"/>
+            </w:pPr>
+            <w:r>
+              <w:rPr>
+                <w:rFonts w:ascii="Calibri" w:cs="Calibri" w:eastAsia="Calibri" w:hAnsi="Calibri"/>
+                <w:b/>
+                <w:bCs/>
+                <w:color w:val="22201D"/>
+                <w:sz w:val="18"/>
+                <w:szCs w:val="18"/>
+              </w:rPr>
+              <w:t xml:space="preserve">Reconocimiento a los servicios técnicos municipales.</w:t>
+            </w:r>
+            <w:r>
+              <w:rPr>
+                <w:rFonts w:ascii="Calibri" w:cs="Calibri" w:eastAsia="Calibri" w:hAnsi="Calibri"/>
+                <w:color w:val="22201D"/>
+                <w:sz w:val="18"/>
+                <w:szCs w:val="18"/>
+              </w:rPr>
+              <w:t xml:space="preserve"> El contraste con la práctica real de la contratación y la lectura crítica de los borradores son suyos, y han cambiado el documento. Se reconoce de forma colectiva y deliberada: se hizo en el ejercicio de sus funciones y en beneficio del interés general.</w:t>
             </w:r>
           </w:p>
           <w:p>

--- a/docs/descargas/resumen-dos-paginas.docx
+++ b/docs/descargas/resumen-dos-paginas.docx
@@ -1190,7 +1190,7 @@
               <w:spacing w:after="36" w:line="216"/>
               <w:jc w:val="both"/>
             </w:pPr>
-            <w:hyperlink w:history="1" r:id="rIdghvoq43l85949b7h1deqa">
+            <w:hyperlink w:history="1" r:id="rIdy3qjs17w63w-w2wcw_zyi">
               <w:r>
                 <w:rPr>
                   <w:rFonts w:ascii="Calibri" w:cs="Calibri" w:eastAsia="Calibri" w:hAnsi="Calibri"/>
@@ -1213,7 +1213,7 @@
               </w:rPr>
               <w:t xml:space="preserve">, profesor e investigador de la Universidad Francisco de Vitoria: la mirada del mercado y la idea que resuelve el problema de fondo. </w:t>
             </w:r>
-            <w:hyperlink w:history="1" r:id="rIdonanxwk-m9212zi7zcguy">
+            <w:hyperlink w:history="1" r:id="rIdc6-a8gofzgodoo5tpu9gu">
               <w:r>
                 <w:rPr>
                   <w:rFonts w:ascii="Calibri" w:cs="Calibri" w:eastAsia="Calibri" w:hAnsi="Calibri"/>
@@ -1236,7 +1236,7 @@
               </w:rPr>
               <w:t xml:space="preserve">, CEO de Add4u y presidente de Alastria y del Clúster de Blockchain de la Comunidad de Madrid: la perspectiva de quien conoce las dos orillas, y la responsabilidad editorial de la publicación. </w:t>
             </w:r>
-            <w:hyperlink w:history="1" r:id="rIdso9j_ydbxedengwx3cwmm">
+            <w:hyperlink w:history="1" r:id="rId6cw4_jpxcgv-2b1_sl5aj">
               <w:r>
                 <w:rPr>
                   <w:rFonts w:ascii="Calibri" w:cs="Calibri" w:eastAsia="Calibri" w:hAnsi="Calibri"/>

--- a/docs/descargas/resumen-dos-paginas.docx
+++ b/docs/descargas/resumen-dos-paginas.docx
@@ -1190,7 +1190,7 @@
               <w:spacing w:after="36" w:line="216"/>
               <w:jc w:val="both"/>
             </w:pPr>
-            <w:hyperlink w:history="1" r:id="rIdy3qjs17w63w-w2wcw_zyi">
+            <w:hyperlink w:history="1" r:id="rId3v48jey9puiqiepz6wpv1">
               <w:r>
                 <w:rPr>
                   <w:rFonts w:ascii="Calibri" w:cs="Calibri" w:eastAsia="Calibri" w:hAnsi="Calibri"/>
@@ -1213,7 +1213,7 @@
               </w:rPr>
               <w:t xml:space="preserve">, profesor e investigador de la Universidad Francisco de Vitoria: la mirada del mercado y la idea que resuelve el problema de fondo. </w:t>
             </w:r>
-            <w:hyperlink w:history="1" r:id="rIdc6-a8gofzgodoo5tpu9gu">
+            <w:hyperlink w:history="1" r:id="rIdupqaixraw7foc10ad_j0k">
               <w:r>
                 <w:rPr>
                   <w:rFonts w:ascii="Calibri" w:cs="Calibri" w:eastAsia="Calibri" w:hAnsi="Calibri"/>
@@ -1236,7 +1236,7 @@
               </w:rPr>
               <w:t xml:space="preserve">, CEO de Add4u y presidente de Alastria y del Clúster de Blockchain de la Comunidad de Madrid: la perspectiva de quien conoce las dos orillas, y la responsabilidad editorial de la publicación. </w:t>
             </w:r>
-            <w:hyperlink w:history="1" r:id="rId6cw4_jpxcgv-2b1_sl5aj">
+            <w:hyperlink w:history="1" r:id="rIdokwbb59z4e9w8gelzcrjt">
               <w:r>
                 <w:rPr>
                   <w:rFonts w:ascii="Calibri" w:cs="Calibri" w:eastAsia="Calibri" w:hAnsi="Calibri"/>

--- a/docs/descargas/resumen-dos-paginas.docx
+++ b/docs/descargas/resumen-dos-paginas.docx
@@ -1190,7 +1190,7 @@
               <w:spacing w:after="36" w:line="216"/>
               <w:jc w:val="both"/>
             </w:pPr>
-            <w:hyperlink w:history="1" r:id="rId3v48jey9puiqiepz6wpv1">
+            <w:hyperlink w:history="1" r:id="rIddokpeawmbn5f6hr1fg_x-">
               <w:r>
                 <w:rPr>
                   <w:rFonts w:ascii="Calibri" w:cs="Calibri" w:eastAsia="Calibri" w:hAnsi="Calibri"/>
@@ -1213,7 +1213,7 @@
               </w:rPr>
               <w:t xml:space="preserve">, profesor e investigador de la Universidad Francisco de Vitoria: la mirada del mercado y la idea que resuelve el problema de fondo. </w:t>
             </w:r>
-            <w:hyperlink w:history="1" r:id="rIdupqaixraw7foc10ad_j0k">
+            <w:hyperlink w:history="1" r:id="rId_kap8u3a2deifxgl9y7z7">
               <w:r>
                 <w:rPr>
                   <w:rFonts w:ascii="Calibri" w:cs="Calibri" w:eastAsia="Calibri" w:hAnsi="Calibri"/>
@@ -1236,7 +1236,7 @@
               </w:rPr>
               <w:t xml:space="preserve">, CEO de Add4u y presidente de Alastria y del Clúster de Blockchain de la Comunidad de Madrid: la perspectiva de quien conoce las dos orillas, y la responsabilidad editorial de la publicación. </w:t>
             </w:r>
-            <w:hyperlink w:history="1" r:id="rIdokwbb59z4e9w8gelzcrjt">
+            <w:hyperlink w:history="1" r:id="rIdcojqgvkmahngwjo6-2epb">
               <w:r>
                 <w:rPr>
                   <w:rFonts w:ascii="Calibri" w:cs="Calibri" w:eastAsia="Calibri" w:hAnsi="Calibri"/>
